--- a/HW5/Lab5 report.docx
+++ b/HW5/Lab5 report.docx
@@ -6,7 +6,7 @@
       <w:pPr>
         <w:jc w:val="center"/>
         <w:rPr>
-          <w:rFonts w:ascii="Times New Roman" w:hAnsi="Times New Roman" w:cs="Times New Roman"/>
+          <w:rFonts w:eastAsiaTheme="minorHAnsi" w:cs="Times New Roman"/>
           <w:b/>
           <w:bCs/>
           <w:sz w:val="48"/>
@@ -15,7 +15,7 @@
       </w:pPr>
       <w:r>
         <w:rPr>
-          <w:rFonts w:ascii="Times New Roman" w:hAnsi="Times New Roman" w:cs="Times New Roman"/>
+          <w:rFonts w:eastAsiaTheme="minorHAnsi" w:cs="Times New Roman"/>
           <w:b/>
           <w:bCs/>
           <w:sz w:val="48"/>
@@ -25,7 +25,7 @@
       </w:r>
       <w:r>
         <w:rPr>
-          <w:rFonts w:ascii="Times New Roman" w:hAnsi="Times New Roman" w:cs="Times New Roman" w:hint="eastAsia"/>
+          <w:rFonts w:eastAsiaTheme="minorHAnsi" w:cs="Times New Roman" w:hint="eastAsia"/>
           <w:b/>
           <w:bCs/>
           <w:sz w:val="48"/>
@@ -35,7 +35,7 @@
       </w:r>
       <w:r>
         <w:rPr>
-          <w:rFonts w:ascii="Times New Roman" w:hAnsi="Times New Roman" w:cs="Times New Roman" w:hint="eastAsia"/>
+          <w:rFonts w:eastAsiaTheme="minorHAnsi" w:cs="Times New Roman" w:hint="eastAsia"/>
           <w:b/>
           <w:bCs/>
           <w:sz w:val="48"/>
@@ -45,7 +45,7 @@
       </w:r>
       <w:r>
         <w:rPr>
-          <w:rFonts w:ascii="Times New Roman" w:hAnsi="Times New Roman" w:cs="Times New Roman" w:hint="eastAsia"/>
+          <w:rFonts w:eastAsiaTheme="minorHAnsi" w:cs="Times New Roman" w:hint="eastAsia"/>
           <w:b/>
           <w:bCs/>
           <w:sz w:val="48"/>
@@ -55,7 +55,7 @@
       </w:r>
       <w:r>
         <w:rPr>
-          <w:rFonts w:ascii="Times New Roman" w:hAnsi="Times New Roman" w:cs="Times New Roman" w:hint="eastAsia"/>
+          <w:rFonts w:eastAsiaTheme="minorHAnsi" w:cs="Times New Roman" w:hint="eastAsia"/>
           <w:b/>
           <w:bCs/>
           <w:sz w:val="48"/>
@@ -65,7 +65,7 @@
       </w:r>
       <w:r>
         <w:rPr>
-          <w:rFonts w:ascii="Times New Roman" w:hAnsi="Times New Roman" w:cs="Times New Roman" w:hint="eastAsia"/>
+          <w:rFonts w:eastAsiaTheme="minorHAnsi" w:cs="Times New Roman" w:hint="eastAsia"/>
           <w:b/>
           <w:bCs/>
           <w:sz w:val="48"/>
@@ -77,7 +77,7 @@
     <w:p>
       <w:pPr>
         <w:rPr>
-          <w:rFonts w:ascii="Times New Roman" w:hAnsi="Times New Roman" w:cs="Times New Roman"/>
+          <w:rFonts w:eastAsiaTheme="minorHAnsi" w:cs="Times New Roman"/>
           <w:sz w:val="24"/>
         </w:rPr>
       </w:pPr>
@@ -85,80 +85,80 @@
     <w:p>
       <w:pPr>
         <w:rPr>
-          <w:rFonts w:ascii="Times New Roman" w:hAnsi="Times New Roman" w:cs="Times New Roman"/>
+          <w:rFonts w:eastAsiaTheme="minorHAnsi" w:cs="Times New Roman"/>
           <w:sz w:val="24"/>
         </w:rPr>
       </w:pPr>
       <w:r>
         <w:rPr>
-          <w:rFonts w:ascii="Times New Roman" w:hAnsi="Times New Roman" w:cs="Times New Roman" w:hint="eastAsia"/>
+          <w:rFonts w:eastAsiaTheme="minorHAnsi" w:cs="Times New Roman" w:hint="eastAsia"/>
           <w:sz w:val="24"/>
         </w:rPr>
-        <w:t xml:space="preserve">Name: </w:t>
-      </w:r>
-      <w:r>
-        <w:rPr>
-          <w:rFonts w:ascii="Times New Roman" w:hAnsi="Times New Roman" w:cs="Times New Roman" w:hint="eastAsia"/>
+        <w:t>Name: 박수현</w:t>
+      </w:r>
+    </w:p>
+    <w:p>
+      <w:pPr>
+        <w:rPr>
+          <w:rFonts w:eastAsiaTheme="minorHAnsi" w:cs="Times New Roman"/>
           <w:sz w:val="24"/>
         </w:rPr>
-        <w:t>박수현</w:t>
-      </w:r>
-    </w:p>
-    <w:p>
-      <w:pPr>
-        <w:rPr>
-          <w:rFonts w:ascii="Times New Roman" w:hAnsi="Times New Roman" w:cs="Times New Roman"/>
+      </w:pPr>
+      <w:r>
+        <w:rPr>
+          <w:rFonts w:eastAsiaTheme="minorHAnsi" w:cs="Times New Roman"/>
           <w:sz w:val="24"/>
         </w:rPr>
-      </w:pPr>
-      <w:r>
-        <w:rPr>
-          <w:rFonts w:ascii="Times New Roman" w:hAnsi="Times New Roman" w:cs="Times New Roman"/>
+        <w:t>Student</w:t>
+      </w:r>
+      <w:r>
+        <w:rPr>
+          <w:rFonts w:eastAsiaTheme="minorHAnsi" w:cs="Times New Roman" w:hint="eastAsia"/>
           <w:sz w:val="24"/>
         </w:rPr>
-        <w:t>Student</w:t>
-      </w:r>
-      <w:r>
-        <w:rPr>
-          <w:rFonts w:ascii="Times New Roman" w:hAnsi="Times New Roman" w:cs="Times New Roman" w:hint="eastAsia"/>
+        <w:t xml:space="preserve"> ID</w:t>
+      </w:r>
+      <w:r>
+        <w:rPr>
+          <w:rFonts w:eastAsiaTheme="minorHAnsi" w:cs="Times New Roman" w:hint="eastAsia"/>
           <w:sz w:val="24"/>
         </w:rPr>
-        <w:t xml:space="preserve"> ID</w:t>
-      </w:r>
-      <w:r>
-        <w:rPr>
-          <w:rFonts w:ascii="Times New Roman" w:hAnsi="Times New Roman" w:cs="Times New Roman" w:hint="eastAsia"/>
+        <w:t>: 2022063672</w:t>
+      </w:r>
+    </w:p>
+    <w:p>
+      <w:pPr>
+        <w:rPr>
+          <w:rFonts w:eastAsiaTheme="minorHAnsi" w:cs="Times New Roman"/>
           <w:sz w:val="24"/>
         </w:rPr>
-        <w:t>: 2022063672</w:t>
-      </w:r>
-    </w:p>
-    <w:p>
-      <w:pPr>
-        <w:rPr>
-          <w:rFonts w:ascii="Times New Roman" w:hAnsi="Times New Roman" w:cs="Times New Roman"/>
+      </w:pPr>
+      <w:r>
+        <w:rPr>
+          <w:rFonts w:eastAsiaTheme="minorHAnsi" w:cs="Times New Roman" w:hint="eastAsia"/>
           <w:sz w:val="24"/>
         </w:rPr>
-      </w:pPr>
-      <w:r>
-        <w:rPr>
-          <w:rFonts w:ascii="Times New Roman" w:hAnsi="Times New Roman" w:cs="Times New Roman" w:hint="eastAsia"/>
+        <w:t xml:space="preserve">수업 </w:t>
+      </w:r>
+      <w:r>
+        <w:rPr>
+          <w:rFonts w:eastAsiaTheme="minorHAnsi" w:cs="Times New Roman" w:hint="eastAsia"/>
           <w:sz w:val="24"/>
         </w:rPr>
-        <w:t xml:space="preserve">Class Code: </w:t>
-      </w:r>
-      <w:r>
-        <w:rPr>
-          <w:rFonts w:ascii="Times New Roman" w:hAnsi="Times New Roman" w:cs="Times New Roman" w:hint="eastAsia"/>
+        <w:t>번호</w:t>
+      </w:r>
+      <w:r>
+        <w:rPr>
+          <w:rFonts w:eastAsiaTheme="minorHAnsi" w:cs="Times New Roman" w:hint="eastAsia"/>
           <w:sz w:val="24"/>
         </w:rPr>
-        <w:t>12916</w:t>
-      </w:r>
-    </w:p>
-    <w:p>
-      <w:pPr>
-        <w:rPr>
-          <w:rFonts w:ascii="Times New Roman" w:hAnsi="Times New Roman" w:cs="Times New Roman"/>
+        <w:t>: 12916</w:t>
+      </w:r>
+    </w:p>
+    <w:p>
+      <w:pPr>
+        <w:rPr>
+          <w:rFonts w:eastAsiaTheme="minorHAnsi" w:cs="Times New Roman"/>
           <w:sz w:val="24"/>
         </w:rPr>
       </w:pPr>
@@ -166,13 +166,15 @@
     <w:p>
       <w:pPr>
         <w:rPr>
-          <w:rFonts w:ascii="Times New Roman" w:hAnsi="Times New Roman" w:cs="Times New Roman"/>
+          <w:rFonts w:eastAsiaTheme="minorHAnsi" w:cs="Times New Roman"/>
+          <w:b/>
           <w:sz w:val="24"/>
         </w:rPr>
       </w:pPr>
       <w:r>
         <w:rPr>
-          <w:rFonts w:ascii="Times New Roman" w:hAnsi="Times New Roman" w:cs="Times New Roman" w:hint="eastAsia"/>
+          <w:rFonts w:eastAsiaTheme="minorHAnsi" w:cs="Times New Roman"/>
+          <w:b/>
           <w:sz w:val="24"/>
         </w:rPr>
         <w:t>1. Overall Structure</w:t>
@@ -181,7 +183,284 @@
     <w:p>
       <w:pPr>
         <w:rPr>
-          <w:rFonts w:ascii="Times New Roman" w:hAnsi="Times New Roman" w:cs="Times New Roman"/>
+          <w:rFonts w:ascii="맑은 고딕" w:eastAsia="맑은 고딕" w:hAnsi="맑은 고딕" w:hint="eastAsia"/>
+        </w:rPr>
+      </w:pPr>
+      <w:r>
+        <w:rPr>
+          <w:rFonts w:ascii="맑은 고딕" w:eastAsia="맑은 고딕" w:hAnsi="맑은 고딕"/>
+        </w:rPr>
+        <w:t>HW4와 비교하여 HW5에서 변경된 점은 다음과 같다.</w:t>
+      </w:r>
+    </w:p>
+    <w:p>
+      <w:pPr>
+        <w:rPr>
+          <w:rFonts w:ascii="맑은 고딕" w:eastAsia="맑은 고딕" w:hAnsi="맑은 고딕"/>
+        </w:rPr>
+      </w:pPr>
+      <w:r>
+        <w:rPr>
+          <w:rFonts w:ascii="맑은 고딕" w:eastAsia="맑은 고딕" w:hAnsi="맑은 고딕" w:hint="eastAsia"/>
+        </w:rPr>
+        <w:t>단계</w:t>
+      </w:r>
+      <w:r>
+        <w:rPr>
+          <w:rFonts w:ascii="맑은 고딕" w:eastAsia="맑은 고딕" w:hAnsi="맑은 고딕"/>
+        </w:rPr>
+        <w:t xml:space="preserve"> 사이에 파이프라인 레지스터</w:t>
+      </w:r>
+      <w:r>
+        <w:rPr>
+          <w:rFonts w:ascii="맑은 고딕" w:eastAsia="맑은 고딕" w:hAnsi="맑은 고딕" w:hint="eastAsia"/>
+        </w:rPr>
+        <w:t xml:space="preserve"> </w:t>
+      </w:r>
+      <w:r>
+        <w:rPr>
+          <w:rFonts w:ascii="맑은 고딕" w:eastAsia="맑은 고딕" w:hAnsi="맑은 고딕"/>
+        </w:rPr>
+        <w:t>추가</w:t>
+      </w:r>
+    </w:p>
+    <w:p>
+      <w:pPr>
+        <w:rPr>
+          <w:rFonts w:ascii="맑은 고딕" w:eastAsia="맑은 고딕" w:hAnsi="맑은 고딕"/>
+        </w:rPr>
+      </w:pPr>
+      <w:proofErr w:type="spellStart"/>
+      <w:r>
+        <w:rPr>
+          <w:rFonts w:ascii="맑은 고딕" w:eastAsia="맑은 고딕" w:hAnsi="맑은 고딕"/>
+        </w:rPr>
+        <w:t>CTRL.v</w:t>
+      </w:r>
+      <w:proofErr w:type="spellEnd"/>
+      <w:r>
+        <w:rPr>
+          <w:rFonts w:ascii="맑은 고딕" w:eastAsia="맑은 고딕" w:hAnsi="맑은 고딕"/>
+        </w:rPr>
+        <w:t>에서 FSM</w:t>
+      </w:r>
+      <w:r>
+        <w:rPr>
+          <w:rFonts w:ascii="맑은 고딕" w:eastAsia="맑은 고딕" w:hAnsi="맑은 고딕" w:hint="eastAsia"/>
+        </w:rPr>
+        <w:t xml:space="preserve"> </w:t>
+      </w:r>
+      <w:r>
+        <w:rPr>
+          <w:rFonts w:ascii="맑은 고딕" w:eastAsia="맑은 고딕" w:hAnsi="맑은 고딕"/>
+        </w:rPr>
+        <w:t>제거</w:t>
+      </w:r>
+      <w:r>
+        <w:rPr>
+          <w:rFonts w:ascii="맑은 고딕" w:eastAsia="맑은 고딕" w:hAnsi="맑은 고딕" w:hint="eastAsia"/>
+        </w:rPr>
+        <w:t xml:space="preserve"> </w:t>
+      </w:r>
+      <w:r>
+        <w:rPr>
+          <w:rFonts w:ascii="맑은 고딕" w:eastAsia="맑은 고딕" w:hAnsi="맑은 고딕"/>
+        </w:rPr>
+        <w:t>–</w:t>
+      </w:r>
+      <w:r>
+        <w:rPr>
+          <w:rFonts w:ascii="맑은 고딕" w:eastAsia="맑은 고딕" w:hAnsi="맑은 고딕" w:hint="eastAsia"/>
+        </w:rPr>
+        <w:t xml:space="preserve"> 명령어 </w:t>
+      </w:r>
+      <w:proofErr w:type="spellStart"/>
+      <w:r>
+        <w:rPr>
+          <w:rFonts w:ascii="맑은 고딕" w:eastAsia="맑은 고딕" w:hAnsi="맑은 고딕"/>
+        </w:rPr>
+        <w:t>디코더로</w:t>
+      </w:r>
+      <w:proofErr w:type="spellEnd"/>
+      <w:r>
+        <w:rPr>
+          <w:rFonts w:ascii="맑은 고딕" w:eastAsia="맑은 고딕" w:hAnsi="맑은 고딕"/>
+        </w:rPr>
+        <w:t xml:space="preserve"> 변경</w:t>
+      </w:r>
+    </w:p>
+    <w:p>
+      <w:pPr>
+        <w:rPr>
+          <w:rFonts w:ascii="맑은 고딕" w:eastAsia="맑은 고딕" w:hAnsi="맑은 고딕"/>
+        </w:rPr>
+      </w:pPr>
+      <w:proofErr w:type="spellStart"/>
+      <w:r>
+        <w:rPr>
+          <w:rFonts w:ascii="맑은 고딕" w:eastAsia="맑은 고딕" w:hAnsi="맑은 고딕"/>
+        </w:rPr>
+        <w:t>HAZARD.v</w:t>
+      </w:r>
+      <w:proofErr w:type="spellEnd"/>
+      <w:r>
+        <w:rPr>
+          <w:rFonts w:ascii="맑은 고딕" w:eastAsia="맑은 고딕" w:hAnsi="맑은 고딕"/>
+        </w:rPr>
+        <w:t xml:space="preserve"> 신규 추가 </w:t>
+      </w:r>
+      <w:r>
+        <w:rPr>
+          <w:rFonts w:ascii="맑은 고딕" w:eastAsia="맑은 고딕" w:hAnsi="맑은 고딕" w:hint="eastAsia"/>
+        </w:rPr>
+        <w:t>-</w:t>
+      </w:r>
+      <w:r>
+        <w:rPr>
+          <w:rFonts w:ascii="맑은 고딕" w:eastAsia="맑은 고딕" w:hAnsi="맑은 고딕"/>
+        </w:rPr>
+        <w:t xml:space="preserve"> 데이터 해저드 검출,</w:t>
+      </w:r>
+      <w:r>
+        <w:rPr>
+          <w:rFonts w:ascii="맑은 고딕" w:eastAsia="맑은 고딕" w:hAnsi="맑은 고딕" w:hint="eastAsia"/>
+        </w:rPr>
+        <w:t xml:space="preserve"> stall, flush</w:t>
+      </w:r>
+      <w:r>
+        <w:rPr>
+          <w:rFonts w:ascii="맑은 고딕" w:eastAsia="맑은 고딕" w:hAnsi="맑은 고딕"/>
+        </w:rPr>
+        <w:t xml:space="preserve"> 처리</w:t>
+      </w:r>
+    </w:p>
+    <w:p>
+      <w:pPr>
+        <w:rPr>
+          <w:rFonts w:ascii="맑은 고딕" w:eastAsia="맑은 고딕" w:hAnsi="맑은 고딕" w:hint="eastAsia"/>
+        </w:rPr>
+      </w:pPr>
+      <w:r>
+        <w:rPr>
+          <w:rFonts w:ascii="맑은 고딕" w:eastAsia="맑은 고딕" w:hAnsi="맑은 고딕"/>
+        </w:rPr>
+        <w:t>branch not taken 예측 사용</w:t>
+      </w:r>
+    </w:p>
+    <w:p>
+      <w:pPr>
+        <w:rPr>
+          <w:rFonts w:ascii="맑은 고딕" w:eastAsia="맑은 고딕" w:hAnsi="맑은 고딕"/>
+        </w:rPr>
+      </w:pPr>
+      <w:r>
+        <w:rPr>
+          <w:rFonts w:ascii="맑은 고딕" w:eastAsia="맑은 고딕" w:hAnsi="맑은 고딕" w:hint="eastAsia"/>
+        </w:rPr>
+        <w:t>branch: MEM stage에서 taken 판정</w:t>
+      </w:r>
+      <w:r>
+        <w:rPr>
+          <w:rFonts w:ascii="맑은 고딕" w:eastAsia="맑은 고딕" w:hAnsi="맑은 고딕" w:hint="eastAsia"/>
+        </w:rPr>
+        <w:t xml:space="preserve"> - </w:t>
+      </w:r>
+      <w:r>
+        <w:rPr>
+          <w:rFonts w:ascii="맑은 고딕" w:eastAsia="맑은 고딕" w:hAnsi="맑은 고딕"/>
+        </w:rPr>
+        <w:t>T</w:t>
+      </w:r>
+      <w:r>
+        <w:rPr>
+          <w:rFonts w:ascii="맑은 고딕" w:eastAsia="맑은 고딕" w:hAnsi="맑은 고딕" w:hint="eastAsia"/>
+        </w:rPr>
+        <w:t xml:space="preserve">aken일 경우 </w:t>
+      </w:r>
+      <w:r>
+        <w:rPr>
+          <w:rFonts w:ascii="맑은 고딕" w:eastAsia="맑은 고딕" w:hAnsi="맑은 고딕"/>
+        </w:rPr>
+        <w:t xml:space="preserve">IF/ID, ID/EX, EX/MEM </w:t>
+      </w:r>
+      <w:r>
+        <w:rPr>
+          <w:rFonts w:ascii="맑은 고딕" w:eastAsia="맑은 고딕" w:hAnsi="맑은 고딕" w:hint="eastAsia"/>
+        </w:rPr>
+        <w:t xml:space="preserve">3개 </w:t>
+      </w:r>
+      <w:r>
+        <w:rPr>
+          <w:rFonts w:ascii="맑은 고딕" w:eastAsia="맑은 고딕" w:hAnsi="맑은 고딕"/>
+        </w:rPr>
+        <w:t>flush</w:t>
+      </w:r>
+    </w:p>
+    <w:p>
+      <w:pPr>
+        <w:rPr>
+          <w:rFonts w:ascii="맑은 고딕" w:eastAsia="맑은 고딕" w:hAnsi="맑은 고딕"/>
+        </w:rPr>
+      </w:pPr>
+      <w:r>
+        <w:rPr>
+          <w:rFonts w:ascii="맑은 고딕" w:eastAsia="맑은 고딕" w:hAnsi="맑은 고딕"/>
+        </w:rPr>
+        <w:t xml:space="preserve">jump는 ID 단계에서 조기 결정 </w:t>
+      </w:r>
+      <w:r>
+        <w:rPr>
+          <w:rFonts w:ascii="맑은 고딕" w:eastAsia="맑은 고딕" w:hAnsi="맑은 고딕" w:hint="eastAsia"/>
+        </w:rPr>
+        <w:t>-</w:t>
+      </w:r>
+      <w:r>
+        <w:rPr>
+          <w:rFonts w:ascii="맑은 고딕" w:eastAsia="맑은 고딕" w:hAnsi="맑은 고딕"/>
+        </w:rPr>
+        <w:t xml:space="preserve"> </w:t>
+      </w:r>
+      <w:r>
+        <w:rPr>
+          <w:rFonts w:ascii="맑은 고딕" w:eastAsia="맑은 고딕" w:hAnsi="맑은 고딕"/>
+        </w:rPr>
+        <w:t>T</w:t>
+      </w:r>
+      <w:r>
+        <w:rPr>
+          <w:rFonts w:ascii="맑은 고딕" w:eastAsia="맑은 고딕" w:hAnsi="맑은 고딕" w:hint="eastAsia"/>
+        </w:rPr>
+        <w:t>aken일 경우</w:t>
+      </w:r>
+      <w:r>
+        <w:rPr>
+          <w:rFonts w:ascii="맑은 고딕" w:eastAsia="맑은 고딕" w:hAnsi="맑은 고딕"/>
+        </w:rPr>
+        <w:t xml:space="preserve"> </w:t>
+      </w:r>
+      <w:r>
+        <w:rPr>
+          <w:rFonts w:ascii="맑은 고딕" w:eastAsia="맑은 고딕" w:hAnsi="맑은 고딕"/>
+        </w:rPr>
+        <w:t xml:space="preserve">IF/ID </w:t>
+      </w:r>
+      <w:r>
+        <w:rPr>
+          <w:rFonts w:ascii="맑은 고딕" w:eastAsia="맑은 고딕" w:hAnsi="맑은 고딕" w:hint="eastAsia"/>
+        </w:rPr>
+        <w:t xml:space="preserve">1개 </w:t>
+      </w:r>
+      <w:r>
+        <w:rPr>
+          <w:rFonts w:ascii="맑은 고딕" w:eastAsia="맑은 고딕" w:hAnsi="맑은 고딕"/>
+        </w:rPr>
+        <w:t>flush</w:t>
+      </w:r>
+    </w:p>
+    <w:p>
+      <w:pPr>
+        <w:rPr>
+          <w:rFonts w:eastAsiaTheme="minorHAnsi" w:cs="Times New Roman"/>
           <w:sz w:val="24"/>
         </w:rPr>
       </w:pPr>
@@ -189,64 +468,1495 @@
     <w:p>
       <w:pPr>
         <w:rPr>
-          <w:rFonts w:ascii="Times New Roman" w:hAnsi="Times New Roman" w:cs="Times New Roman"/>
-          <w:sz w:val="24"/>
-        </w:rPr>
-      </w:pPr>
-      <w:r>
-        <w:rPr>
-          <w:rFonts w:ascii="Times New Roman" w:hAnsi="Times New Roman" w:cs="Times New Roman" w:hint="eastAsia"/>
-          <w:sz w:val="24"/>
-        </w:rPr>
-        <w:t>2</w:t>
-      </w:r>
-      <w:r>
-        <w:rPr>
-          <w:rFonts w:ascii="Times New Roman" w:hAnsi="Times New Roman" w:cs="Times New Roman" w:hint="eastAsia"/>
-          <w:sz w:val="24"/>
-        </w:rPr>
-        <w:t>. Implementation</w:t>
-      </w:r>
-    </w:p>
-    <w:p>
-      <w:pPr>
-        <w:rPr>
-          <w:rFonts w:ascii="Times New Roman" w:hAnsi="Times New Roman" w:cs="Times New Roman"/>
-          <w:sz w:val="24"/>
-        </w:rPr>
-      </w:pPr>
-    </w:p>
-    <w:p>
-      <w:pPr>
-        <w:rPr>
-          <w:rFonts w:ascii="Times New Roman" w:hAnsi="Times New Roman" w:cs="Times New Roman"/>
-          <w:sz w:val="24"/>
-        </w:rPr>
-      </w:pPr>
-      <w:r>
-        <w:rPr>
-          <w:rFonts w:ascii="Times New Roman" w:hAnsi="Times New Roman" w:cs="Times New Roman" w:hint="eastAsia"/>
-          <w:sz w:val="24"/>
-        </w:rPr>
-        <w:t>3</w:t>
-      </w:r>
-      <w:r>
-        <w:rPr>
-          <w:rFonts w:ascii="Times New Roman" w:hAnsi="Times New Roman" w:cs="Times New Roman" w:hint="eastAsia"/>
-          <w:sz w:val="24"/>
-        </w:rPr>
-        <w:t>. Troubleshooting</w:t>
-      </w:r>
-    </w:p>
-    <w:p>
-      <w:pPr>
-        <w:rPr>
-          <w:rFonts w:ascii="Times New Roman" w:hAnsi="Times New Roman" w:cs="Times New Roman"/>
-          <w:sz w:val="24"/>
-        </w:rPr>
-      </w:pPr>
+          <w:rFonts w:ascii="맑은 고딕" w:eastAsia="맑은 고딕" w:hAnsi="맑은 고딕"/>
+          <w:b/>
+          <w:sz w:val="28"/>
+        </w:rPr>
+      </w:pPr>
+      <w:r>
+        <w:rPr>
+          <w:rFonts w:ascii="맑은 고딕" w:eastAsia="맑은 고딕" w:hAnsi="맑은 고딕"/>
+          <w:b/>
+          <w:sz w:val="28"/>
+        </w:rPr>
+        <w:t>2. Pipeline Stages</w:t>
+      </w:r>
+    </w:p>
+    <w:p>
+      <w:pPr>
+        <w:rPr>
+          <w:rFonts w:ascii="맑은 고딕" w:eastAsia="맑은 고딕" w:hAnsi="맑은 고딕" w:hint="eastAsia"/>
+        </w:rPr>
+      </w:pPr>
+      <w:r>
+        <w:rPr>
+          <w:rFonts w:ascii="맑은 고딕" w:eastAsia="맑은 고딕" w:hAnsi="맑은 고딕" w:hint="eastAsia"/>
+        </w:rPr>
+        <w:t>파이프라인</w:t>
+      </w:r>
+      <w:r>
+        <w:rPr>
+          <w:rFonts w:ascii="맑은 고딕" w:eastAsia="맑은 고딕" w:hAnsi="맑은 고딕"/>
+        </w:rPr>
+        <w:t xml:space="preserve"> CPU는 하나의 명령어를 5단계로 나누어 수행하며, 각 단계는 매 사이클마다 서로 다른 명령어를 동시에 처리한다. branch not taken 예측을 사용하므로, 분기가 taken일 때만 잘못 fetch된 명령어를 flush한다. 각 단계별 수행 내용은 다음과 같다.</w:t>
+      </w:r>
+    </w:p>
+    <w:p>
+      <w:pPr>
+        <w:rPr>
+          <w:rFonts w:ascii="맑은 고딕" w:eastAsia="맑은 고딕" w:hAnsi="맑은 고딕"/>
+          <w:b/>
+        </w:rPr>
+      </w:pPr>
+      <w:r>
+        <w:rPr>
+          <w:rFonts w:ascii="맑은 고딕" w:eastAsia="맑은 고딕" w:hAnsi="맑은 고딕"/>
+          <w:b/>
+        </w:rPr>
+        <w:t>IF</w:t>
+      </w:r>
+    </w:p>
+    <w:p>
+      <w:pPr>
+        <w:rPr>
+          <w:rFonts w:ascii="맑은 고딕" w:eastAsia="맑은 고딕" w:hAnsi="맑은 고딕"/>
+        </w:rPr>
+      </w:pPr>
+      <w:r>
+        <w:rPr>
+          <w:rFonts w:ascii="맑은 고딕" w:eastAsia="맑은 고딕" w:hAnsi="맑은 고딕"/>
+        </w:rPr>
+        <w:t>- PC가 가리키는 주소에서 명령어를 fetch하여 IF/ID 파이프라인 레지스터에 저장한다.</w:t>
+      </w:r>
+    </w:p>
+    <w:p>
+      <w:pPr>
+        <w:rPr>
+          <w:rFonts w:ascii="맑은 고딕" w:eastAsia="맑은 고딕" w:hAnsi="맑은 고딕"/>
+        </w:rPr>
+      </w:pPr>
+      <w:r>
+        <w:rPr>
+          <w:rFonts w:ascii="맑은 고딕" w:eastAsia="맑은 고딕" w:hAnsi="맑은 고딕"/>
+        </w:rPr>
+        <w:t xml:space="preserve">- if_pc_plus4 = PC + </w:t>
+      </w:r>
+      <w:proofErr w:type="gramStart"/>
+      <w:r>
+        <w:rPr>
+          <w:rFonts w:ascii="맑은 고딕" w:eastAsia="맑은 고딕" w:hAnsi="맑은 고딕"/>
+        </w:rPr>
+        <w:t>4 를</w:t>
+      </w:r>
+      <w:proofErr w:type="gramEnd"/>
+      <w:r>
+        <w:rPr>
+          <w:rFonts w:ascii="맑은 고딕" w:eastAsia="맑은 고딕" w:hAnsi="맑은 고딕"/>
+        </w:rPr>
+        <w:t xml:space="preserve"> 계산하여 함께 저장한다.</w:t>
+      </w:r>
+    </w:p>
+    <w:p>
+      <w:pPr>
+        <w:rPr>
+          <w:rFonts w:ascii="맑은 고딕" w:eastAsia="맑은 고딕" w:hAnsi="맑은 고딕" w:hint="eastAsia"/>
+        </w:rPr>
+      </w:pPr>
+      <w:r>
+        <w:rPr>
+          <w:rFonts w:ascii="맑은 고딕" w:eastAsia="맑은 고딕" w:hAnsi="맑은 고딕"/>
+        </w:rPr>
+        <w:t xml:space="preserve">- </w:t>
+      </w:r>
+      <w:proofErr w:type="spellStart"/>
+      <w:r>
+        <w:rPr>
+          <w:rFonts w:ascii="맑은 고딕" w:eastAsia="맑은 고딕" w:hAnsi="맑은 고딕"/>
+        </w:rPr>
+        <w:t>PC_next</w:t>
+      </w:r>
+      <w:proofErr w:type="spellEnd"/>
+      <w:r>
+        <w:rPr>
+          <w:rFonts w:ascii="맑은 고딕" w:eastAsia="맑은 고딕" w:hAnsi="맑은 고딕"/>
+        </w:rPr>
+        <w:t xml:space="preserve">는 </w:t>
+      </w:r>
+      <w:proofErr w:type="spellStart"/>
+      <w:r>
+        <w:rPr>
+          <w:rFonts w:ascii="맑은 고딕" w:eastAsia="맑은 고딕" w:hAnsi="맑은 고딕"/>
+        </w:rPr>
+        <w:t>branch_taken</w:t>
+      </w:r>
+      <w:proofErr w:type="spellEnd"/>
+      <w:r>
+        <w:rPr>
+          <w:rFonts w:ascii="맑은 고딕" w:eastAsia="맑은 고딕" w:hAnsi="맑은 고딕" w:hint="eastAsia"/>
+        </w:rPr>
+        <w:t>과</w:t>
+      </w:r>
+      <w:r>
+        <w:rPr>
+          <w:rFonts w:ascii="맑은 고딕" w:eastAsia="맑은 고딕" w:hAnsi="맑은 고딕"/>
+        </w:rPr>
+        <w:t xml:space="preserve"> </w:t>
+      </w:r>
+      <w:proofErr w:type="spellStart"/>
+      <w:r>
+        <w:rPr>
+          <w:rFonts w:ascii="맑은 고딕" w:eastAsia="맑은 고딕" w:hAnsi="맑은 고딕"/>
+        </w:rPr>
+        <w:t>jump_</w:t>
+      </w:r>
+      <w:proofErr w:type="gramStart"/>
+      <w:r>
+        <w:rPr>
+          <w:rFonts w:ascii="맑은 고딕" w:eastAsia="맑은 고딕" w:hAnsi="맑은 고딕"/>
+        </w:rPr>
+        <w:t>taken</w:t>
+      </w:r>
+      <w:proofErr w:type="spellEnd"/>
+      <w:r>
+        <w:rPr>
+          <w:rFonts w:ascii="맑은 고딕" w:eastAsia="맑은 고딕" w:hAnsi="맑은 고딕"/>
+        </w:rPr>
+        <w:t xml:space="preserve"> </w:t>
+      </w:r>
+      <w:r>
+        <w:rPr>
+          <w:rFonts w:ascii="맑은 고딕" w:eastAsia="맑은 고딕" w:hAnsi="맑은 고딕" w:hint="eastAsia"/>
+        </w:rPr>
+        <w:t>의</w:t>
+      </w:r>
+      <w:proofErr w:type="gramEnd"/>
+      <w:r>
+        <w:rPr>
+          <w:rFonts w:ascii="맑은 고딕" w:eastAsia="맑은 고딕" w:hAnsi="맑은 고딕" w:hint="eastAsia"/>
+        </w:rPr>
+        <w:t xml:space="preserve"> 값에 따라 결정된다.</w:t>
+      </w:r>
+      <w:r>
+        <w:rPr>
+          <w:rFonts w:ascii="맑은 고딕" w:eastAsia="맑은 고딕" w:hAnsi="맑은 고딕" w:hint="eastAsia"/>
+        </w:rPr>
+        <w:t xml:space="preserve"> </w:t>
+      </w:r>
+      <w:r>
+        <w:rPr>
+          <w:rFonts w:ascii="맑은 고딕" w:eastAsia="맑은 고딕" w:hAnsi="맑은 고딕"/>
+        </w:rPr>
+        <w:t>B</w:t>
+      </w:r>
+      <w:r>
+        <w:rPr>
+          <w:rFonts w:ascii="맑은 고딕" w:eastAsia="맑은 고딕" w:hAnsi="맑은 고딕" w:hint="eastAsia"/>
+        </w:rPr>
+        <w:t>ranch 명령어가 더 늙은 명령어이므로 branch 판정 이후 jump를 판정한다.</w:t>
+      </w:r>
+    </w:p>
+    <w:p>
+      <w:pPr>
+        <w:rPr>
+          <w:rFonts w:ascii="맑은 고딕" w:eastAsia="맑은 고딕" w:hAnsi="맑은 고딕"/>
+          <w:b/>
+        </w:rPr>
+      </w:pPr>
+      <w:r>
+        <w:rPr>
+          <w:rFonts w:ascii="맑은 고딕" w:eastAsia="맑은 고딕" w:hAnsi="맑은 고딕"/>
+          <w:b/>
+        </w:rPr>
+        <w:lastRenderedPageBreak/>
+        <w:t>ID</w:t>
+      </w:r>
+    </w:p>
+    <w:p>
+      <w:pPr>
+        <w:rPr>
+          <w:rFonts w:ascii="맑은 고딕" w:eastAsia="맑은 고딕" w:hAnsi="맑은 고딕"/>
+        </w:rPr>
+      </w:pPr>
+      <w:r>
+        <w:rPr>
+          <w:rFonts w:ascii="맑은 고딕" w:eastAsia="맑은 고딕" w:hAnsi="맑은 고딕"/>
+        </w:rPr>
+        <w:t xml:space="preserve">- IF/ID 레지스터에 저장된 명령어를 디코딩하고 RF에서 </w:t>
+      </w:r>
+      <w:proofErr w:type="spellStart"/>
+      <w:r>
+        <w:rPr>
+          <w:rFonts w:ascii="맑은 고딕" w:eastAsia="맑은 고딕" w:hAnsi="맑은 고딕"/>
+        </w:rPr>
+        <w:t>rs</w:t>
+      </w:r>
+      <w:proofErr w:type="spellEnd"/>
+      <w:r>
+        <w:rPr>
+          <w:rFonts w:ascii="맑은 고딕" w:eastAsia="맑은 고딕" w:hAnsi="맑은 고딕"/>
+        </w:rPr>
+        <w:t>, rt 값을 읽는다.</w:t>
+      </w:r>
+    </w:p>
+    <w:p>
+      <w:pPr>
+        <w:rPr>
+          <w:rFonts w:ascii="맑은 고딕" w:eastAsia="맑은 고딕" w:hAnsi="맑은 고딕"/>
+        </w:rPr>
+      </w:pPr>
+      <w:r>
+        <w:rPr>
+          <w:rFonts w:ascii="맑은 고딕" w:eastAsia="맑은 고딕" w:hAnsi="맑은 고딕"/>
+        </w:rPr>
+        <w:t>- CTRL 모듈이 opcode/</w:t>
+      </w:r>
+      <w:proofErr w:type="spellStart"/>
+      <w:r>
+        <w:rPr>
+          <w:rFonts w:ascii="맑은 고딕" w:eastAsia="맑은 고딕" w:hAnsi="맑은 고딕"/>
+        </w:rPr>
+        <w:t>funct</w:t>
+      </w:r>
+      <w:proofErr w:type="spellEnd"/>
+      <w:r>
+        <w:rPr>
+          <w:rFonts w:ascii="맑은 고딕" w:eastAsia="맑은 고딕" w:hAnsi="맑은 고딕"/>
+        </w:rPr>
+        <w:t>를 디코딩하여 전 단계 제어신호를 한 번에 생성한다.</w:t>
+      </w:r>
+    </w:p>
+    <w:p>
+      <w:pPr>
+        <w:rPr>
+          <w:rFonts w:ascii="맑은 고딕" w:eastAsia="맑은 고딕" w:hAnsi="맑은 고딕" w:hint="eastAsia"/>
+        </w:rPr>
+      </w:pPr>
+      <w:r>
+        <w:rPr>
+          <w:rFonts w:ascii="맑은 고딕" w:eastAsia="맑은 고딕" w:hAnsi="맑은 고딕"/>
+        </w:rPr>
+        <w:t xml:space="preserve">- J/JAL/JR의 경우 이 단계에서 jump 주소를 결정하고 </w:t>
+      </w:r>
+      <w:proofErr w:type="spellStart"/>
+      <w:r>
+        <w:rPr>
+          <w:rFonts w:ascii="맑은 고딕" w:eastAsia="맑은 고딕" w:hAnsi="맑은 고딕"/>
+        </w:rPr>
+        <w:t>id_jump_taken</w:t>
+      </w:r>
+      <w:proofErr w:type="spellEnd"/>
+      <w:r>
+        <w:rPr>
+          <w:rFonts w:ascii="맑은 고딕" w:eastAsia="맑은 고딕" w:hAnsi="맑은 고딕"/>
+        </w:rPr>
+        <w:t>을 assert한다.</w:t>
+      </w:r>
+      <w:r>
+        <w:rPr>
+          <w:rFonts w:ascii="맑은 고딕" w:eastAsia="맑은 고딕" w:hAnsi="맑은 고딕" w:hint="eastAsia"/>
+        </w:rPr>
+        <w:t xml:space="preserve"> JAL 명령어의 경우 WB 스테이지에서 </w:t>
+      </w:r>
+      <w:proofErr w:type="spellStart"/>
+      <w:r>
+        <w:rPr>
+          <w:rFonts w:ascii="맑은 고딕" w:eastAsia="맑은 고딕" w:hAnsi="맑은 고딕" w:hint="eastAsia"/>
+        </w:rPr>
+        <w:t>ra</w:t>
+      </w:r>
+      <w:proofErr w:type="spellEnd"/>
+      <w:r>
+        <w:rPr>
+          <w:rFonts w:ascii="맑은 고딕" w:eastAsia="맑은 고딕" w:hAnsi="맑은 고딕" w:hint="eastAsia"/>
+        </w:rPr>
+        <w:t xml:space="preserve"> 레지스터 쓰기를 진행한다.</w:t>
+      </w:r>
+    </w:p>
+    <w:p>
+      <w:pPr>
+        <w:rPr>
+          <w:rFonts w:ascii="맑은 고딕" w:eastAsia="맑은 고딕" w:hAnsi="맑은 고딕"/>
+        </w:rPr>
+      </w:pPr>
+      <w:r>
+        <w:rPr>
+          <w:rFonts w:ascii="맑은 고딕" w:eastAsia="맑은 고딕" w:hAnsi="맑은 고딕"/>
+        </w:rPr>
+        <w:t>- HAZARD 모듈이 데이터 해저드를 검출하면 파이프라인을 stall한다.</w:t>
+      </w:r>
+    </w:p>
+    <w:p>
+      <w:pPr>
+        <w:rPr>
+          <w:rFonts w:ascii="맑은 고딕" w:eastAsia="맑은 고딕" w:hAnsi="맑은 고딕"/>
+          <w:b/>
+        </w:rPr>
+      </w:pPr>
+      <w:r>
+        <w:rPr>
+          <w:rFonts w:ascii="맑은 고딕" w:eastAsia="맑은 고딕" w:hAnsi="맑은 고딕"/>
+          <w:b/>
+        </w:rPr>
+        <w:t>EX</w:t>
+      </w:r>
+    </w:p>
+    <w:p>
+      <w:pPr>
+        <w:rPr>
+          <w:rFonts w:ascii="맑은 고딕" w:eastAsia="맑은 고딕" w:hAnsi="맑은 고딕"/>
+        </w:rPr>
+      </w:pPr>
+      <w:r>
+        <w:rPr>
+          <w:rFonts w:ascii="맑은 고딕" w:eastAsia="맑은 고딕" w:hAnsi="맑은 고딕"/>
+        </w:rPr>
+        <w:t>- ALU 연산을 수행한다. operand1</w:t>
+      </w:r>
+      <w:r>
+        <w:rPr>
+          <w:rFonts w:ascii="맑은 고딕" w:eastAsia="맑은 고딕" w:hAnsi="맑은 고딕" w:hint="eastAsia"/>
+        </w:rPr>
+        <w:t>은 항상</w:t>
+      </w:r>
+      <w:r>
+        <w:rPr>
+          <w:rFonts w:ascii="맑은 고딕" w:eastAsia="맑은 고딕" w:hAnsi="맑은 고딕"/>
+        </w:rPr>
+        <w:t xml:space="preserve">idex_rd_data1, operand2 = </w:t>
+      </w:r>
+      <w:proofErr w:type="spellStart"/>
+      <w:proofErr w:type="gramStart"/>
+      <w:r>
+        <w:rPr>
+          <w:rFonts w:ascii="맑은 고딕" w:eastAsia="맑은 고딕" w:hAnsi="맑은 고딕"/>
+        </w:rPr>
+        <w:t>ALUSrc</w:t>
+      </w:r>
+      <w:proofErr w:type="spellEnd"/>
+      <w:r>
+        <w:rPr>
+          <w:rFonts w:ascii="맑은 고딕" w:eastAsia="맑은 고딕" w:hAnsi="맑은 고딕"/>
+        </w:rPr>
+        <w:t xml:space="preserve"> ?</w:t>
+      </w:r>
+      <w:proofErr w:type="gramEnd"/>
+      <w:r>
+        <w:rPr>
+          <w:rFonts w:ascii="맑은 고딕" w:eastAsia="맑은 고딕" w:hAnsi="맑은 고딕"/>
+        </w:rPr>
+        <w:t xml:space="preserve"> </w:t>
+      </w:r>
+      <w:proofErr w:type="spellStart"/>
+      <w:r>
+        <w:rPr>
+          <w:rFonts w:ascii="맑은 고딕" w:eastAsia="맑은 고딕" w:hAnsi="맑은 고딕"/>
+        </w:rPr>
+        <w:t>idex_ext_</w:t>
+      </w:r>
+      <w:proofErr w:type="gramStart"/>
+      <w:r>
+        <w:rPr>
+          <w:rFonts w:ascii="맑은 고딕" w:eastAsia="맑은 고딕" w:hAnsi="맑은 고딕"/>
+        </w:rPr>
+        <w:t>imm</w:t>
+      </w:r>
+      <w:proofErr w:type="spellEnd"/>
+      <w:r>
+        <w:rPr>
+          <w:rFonts w:ascii="맑은 고딕" w:eastAsia="맑은 고딕" w:hAnsi="맑은 고딕"/>
+        </w:rPr>
+        <w:t xml:space="preserve"> :</w:t>
+      </w:r>
+      <w:proofErr w:type="gramEnd"/>
+      <w:r>
+        <w:rPr>
+          <w:rFonts w:ascii="맑은 고딕" w:eastAsia="맑은 고딕" w:hAnsi="맑은 고딕"/>
+        </w:rPr>
+        <w:t xml:space="preserve"> idex_rd_data2.</w:t>
+      </w:r>
+    </w:p>
+    <w:p>
+      <w:pPr>
+        <w:rPr>
+          <w:rFonts w:ascii="맑은 고딕" w:eastAsia="맑은 고딕" w:hAnsi="맑은 고딕" w:hint="eastAsia"/>
+        </w:rPr>
+      </w:pPr>
+      <w:r>
+        <w:rPr>
+          <w:rFonts w:ascii="맑은 고딕" w:eastAsia="맑은 고딕" w:hAnsi="맑은 고딕"/>
+        </w:rPr>
+        <w:t xml:space="preserve">- </w:t>
+      </w:r>
+      <w:r>
+        <w:rPr>
+          <w:rFonts w:ascii="맑은 고딕" w:eastAsia="맑은 고딕" w:hAnsi="맑은 고딕" w:hint="eastAsia"/>
+        </w:rPr>
+        <w:t>branch</w:t>
+      </w:r>
+      <w:r>
+        <w:rPr>
+          <w:rFonts w:ascii="맑은 고딕" w:eastAsia="맑은 고딕" w:hAnsi="맑은 고딕"/>
+        </w:rPr>
+        <w:t xml:space="preserve"> 타겟 주소 계산</w:t>
+      </w:r>
+    </w:p>
+    <w:p>
+      <w:pPr>
+        <w:rPr>
+          <w:rFonts w:ascii="맑은 고딕" w:eastAsia="맑은 고딕" w:hAnsi="맑은 고딕" w:hint="eastAsia"/>
+        </w:rPr>
+      </w:pPr>
+      <w:r>
+        <w:rPr>
+          <w:rFonts w:ascii="맑은 고딕" w:eastAsia="맑은 고딕" w:hAnsi="맑은 고딕" w:hint="eastAsia"/>
+        </w:rPr>
+        <w:t xml:space="preserve">- </w:t>
+      </w:r>
+      <w:r>
+        <w:rPr>
+          <w:rFonts w:ascii="맑은 고딕" w:eastAsia="맑은 고딕" w:hAnsi="맑은 고딕"/>
+        </w:rPr>
+        <w:t>WB에서 쓸 레지스터 주소 결정</w:t>
+      </w:r>
+      <w:r>
+        <w:rPr>
+          <w:rFonts w:ascii="맑은 고딕" w:eastAsia="맑은 고딕" w:hAnsi="맑은 고딕" w:hint="eastAsia"/>
+        </w:rPr>
+        <w:t>.</w:t>
+      </w:r>
+    </w:p>
+    <w:p>
+      <w:pPr>
+        <w:rPr>
+          <w:rFonts w:ascii="맑은 고딕" w:eastAsia="맑은 고딕" w:hAnsi="맑은 고딕"/>
+          <w:b/>
+        </w:rPr>
+      </w:pPr>
+      <w:r>
+        <w:rPr>
+          <w:rFonts w:ascii="맑은 고딕" w:eastAsia="맑은 고딕" w:hAnsi="맑은 고딕"/>
+          <w:b/>
+        </w:rPr>
+        <w:t>MEM</w:t>
+      </w:r>
+    </w:p>
+    <w:p>
+      <w:pPr>
+        <w:rPr>
+          <w:rFonts w:ascii="맑은 고딕" w:eastAsia="맑은 고딕" w:hAnsi="맑은 고딕"/>
+        </w:rPr>
+      </w:pPr>
+      <w:r>
+        <w:rPr>
+          <w:rFonts w:ascii="맑은 고딕" w:eastAsia="맑은 고딕" w:hAnsi="맑은 고딕"/>
+        </w:rPr>
+        <w:t xml:space="preserve">- LW의 경우 </w:t>
+      </w:r>
+      <w:proofErr w:type="spellStart"/>
+      <w:r>
+        <w:rPr>
+          <w:rFonts w:ascii="맑은 고딕" w:eastAsia="맑은 고딕" w:hAnsi="맑은 고딕"/>
+        </w:rPr>
+        <w:t>exmem_alu_result</w:t>
+      </w:r>
+      <w:proofErr w:type="spellEnd"/>
+      <w:r>
+        <w:rPr>
+          <w:rFonts w:ascii="맑은 고딕" w:eastAsia="맑은 고딕" w:hAnsi="맑은 고딕"/>
+        </w:rPr>
+        <w:t xml:space="preserve"> 주소에서 데이터를 읽는다.</w:t>
+      </w:r>
+    </w:p>
+    <w:p>
+      <w:pPr>
+        <w:rPr>
+          <w:rFonts w:ascii="맑은 고딕" w:eastAsia="맑은 고딕" w:hAnsi="맑은 고딕"/>
+        </w:rPr>
+      </w:pPr>
+      <w:r>
+        <w:rPr>
+          <w:rFonts w:ascii="맑은 고딕" w:eastAsia="맑은 고딕" w:hAnsi="맑은 고딕"/>
+        </w:rPr>
+        <w:t>- SW의 경우 exmem_rd_data2를 해당 주소에 저장한다.</w:t>
+      </w:r>
+    </w:p>
+    <w:p>
+      <w:pPr>
+        <w:rPr>
+          <w:rFonts w:ascii="맑은 고딕" w:eastAsia="맑은 고딕" w:hAnsi="맑은 고딕"/>
+        </w:rPr>
+      </w:pPr>
+      <w:r>
+        <w:rPr>
+          <w:rFonts w:ascii="맑은 고딕" w:eastAsia="맑은 고딕" w:hAnsi="맑은 고딕"/>
+        </w:rPr>
+        <w:t xml:space="preserve">- 분기 결정: </w:t>
+      </w:r>
+      <w:proofErr w:type="spellStart"/>
+      <w:r>
+        <w:rPr>
+          <w:rFonts w:ascii="맑은 고딕" w:eastAsia="맑은 고딕" w:hAnsi="맑은 고딕"/>
+        </w:rPr>
+        <w:t>mem_branch_taken</w:t>
+      </w:r>
+      <w:proofErr w:type="spellEnd"/>
+      <w:r>
+        <w:rPr>
+          <w:rFonts w:ascii="맑은 고딕" w:eastAsia="맑은 고딕" w:hAnsi="맑은 고딕"/>
+        </w:rPr>
+        <w:t xml:space="preserve"> = </w:t>
+      </w:r>
+      <w:proofErr w:type="spellStart"/>
+      <w:r>
+        <w:rPr>
+          <w:rFonts w:ascii="맑은 고딕" w:eastAsia="맑은 고딕" w:hAnsi="맑은 고딕"/>
+        </w:rPr>
+        <w:t>exmem_Branch</w:t>
+      </w:r>
+      <w:proofErr w:type="spellEnd"/>
+      <w:r>
+        <w:rPr>
+          <w:rFonts w:ascii="맑은 고딕" w:eastAsia="맑은 고딕" w:hAnsi="맑은 고딕"/>
+        </w:rPr>
+        <w:t xml:space="preserve"> </w:t>
+      </w:r>
+      <w:r>
+        <w:rPr>
+          <w:rFonts w:ascii="맑은 고딕" w:eastAsia="맑은 고딕" w:hAnsi="맑은 고딕" w:hint="eastAsia"/>
+        </w:rPr>
+        <w:t>&amp;</w:t>
+      </w:r>
+      <w:r>
+        <w:rPr>
+          <w:rFonts w:ascii="맑은 고딕" w:eastAsia="맑은 고딕" w:hAnsi="맑은 고딕"/>
+        </w:rPr>
+        <w:t xml:space="preserve">&amp; </w:t>
+      </w:r>
+      <w:proofErr w:type="spellStart"/>
+      <w:r>
+        <w:rPr>
+          <w:rFonts w:ascii="맑은 고딕" w:eastAsia="맑은 고딕" w:hAnsi="맑은 고딕"/>
+        </w:rPr>
+        <w:t>exmem_alu_result</w:t>
+      </w:r>
+      <w:proofErr w:type="spellEnd"/>
+      <w:r>
+        <w:rPr>
+          <w:rFonts w:ascii="맑은 고딕" w:eastAsia="맑은 고딕" w:hAnsi="맑은 고딕"/>
+        </w:rPr>
+        <w:t>.</w:t>
+      </w:r>
+    </w:p>
+    <w:p>
+      <w:pPr>
+        <w:rPr>
+          <w:rFonts w:ascii="맑은 고딕" w:eastAsia="맑은 고딕" w:hAnsi="맑은 고딕" w:hint="eastAsia"/>
+        </w:rPr>
+      </w:pPr>
+      <w:r>
+        <w:rPr>
+          <w:rFonts w:ascii="맑은 고딕" w:eastAsia="맑은 고딕" w:hAnsi="맑은 고딕"/>
+        </w:rPr>
+        <w:t>- branch taken 시 IF/ID, ID/EX, EX/MEM을 모두 flush한다</w:t>
+      </w:r>
+      <w:r>
+        <w:rPr>
+          <w:rFonts w:ascii="맑은 고딕" w:eastAsia="맑은 고딕" w:hAnsi="맑은 고딕" w:hint="eastAsia"/>
+        </w:rPr>
+        <w:t>.</w:t>
+      </w:r>
+    </w:p>
+    <w:p>
+      <w:pPr>
+        <w:rPr>
+          <w:rFonts w:ascii="맑은 고딕" w:eastAsia="맑은 고딕" w:hAnsi="맑은 고딕"/>
+          <w:b/>
+        </w:rPr>
+      </w:pPr>
+      <w:r>
+        <w:rPr>
+          <w:rFonts w:ascii="맑은 고딕" w:eastAsia="맑은 고딕" w:hAnsi="맑은 고딕"/>
+          <w:b/>
+        </w:rPr>
+        <w:t>WB</w:t>
+      </w:r>
+    </w:p>
+    <w:p>
+      <w:pPr>
+        <w:rPr>
+          <w:rFonts w:ascii="맑은 고딕" w:eastAsia="맑은 고딕" w:hAnsi="맑은 고딕"/>
+        </w:rPr>
+      </w:pPr>
+      <w:r>
+        <w:rPr>
+          <w:rFonts w:ascii="맑은 고딕" w:eastAsia="맑은 고딕" w:hAnsi="맑은 고딕"/>
+        </w:rPr>
+        <w:t xml:space="preserve">- RF에 결과를 기록한다. </w:t>
+      </w:r>
+      <w:proofErr w:type="spellStart"/>
+      <w:proofErr w:type="gramStart"/>
+      <w:r>
+        <w:rPr>
+          <w:rFonts w:ascii="맑은 고딕" w:eastAsia="맑은 고딕" w:hAnsi="맑은 고딕"/>
+        </w:rPr>
+        <w:t>SavePC</w:t>
+      </w:r>
+      <w:proofErr w:type="spellEnd"/>
+      <w:r>
+        <w:rPr>
+          <w:rFonts w:ascii="맑은 고딕" w:eastAsia="맑은 고딕" w:hAnsi="맑은 고딕"/>
+        </w:rPr>
+        <w:t xml:space="preserve"> ?</w:t>
+      </w:r>
+      <w:proofErr w:type="gramEnd"/>
+      <w:r>
+        <w:rPr>
+          <w:rFonts w:ascii="맑은 고딕" w:eastAsia="맑은 고딕" w:hAnsi="맑은 고딕"/>
+        </w:rPr>
+        <w:t xml:space="preserve"> pc_plus</w:t>
+      </w:r>
+      <w:proofErr w:type="gramStart"/>
+      <w:r>
+        <w:rPr>
+          <w:rFonts w:ascii="맑은 고딕" w:eastAsia="맑은 고딕" w:hAnsi="맑은 고딕"/>
+        </w:rPr>
+        <w:t>4 :</w:t>
+      </w:r>
+      <w:proofErr w:type="gramEnd"/>
+      <w:r>
+        <w:rPr>
+          <w:rFonts w:ascii="맑은 고딕" w:eastAsia="맑은 고딕" w:hAnsi="맑은 고딕"/>
+        </w:rPr>
+        <w:t xml:space="preserve"> (</w:t>
+      </w:r>
+      <w:proofErr w:type="spellStart"/>
+      <w:proofErr w:type="gramStart"/>
+      <w:r>
+        <w:rPr>
+          <w:rFonts w:ascii="맑은 고딕" w:eastAsia="맑은 고딕" w:hAnsi="맑은 고딕"/>
+        </w:rPr>
+        <w:t>MemtoReg</w:t>
+      </w:r>
+      <w:proofErr w:type="spellEnd"/>
+      <w:r>
+        <w:rPr>
+          <w:rFonts w:ascii="맑은 고딕" w:eastAsia="맑은 고딕" w:hAnsi="맑은 고딕"/>
+        </w:rPr>
+        <w:t xml:space="preserve"> ?</w:t>
+      </w:r>
+      <w:proofErr w:type="gramEnd"/>
+      <w:r>
+        <w:rPr>
+          <w:rFonts w:ascii="맑은 고딕" w:eastAsia="맑은 고딕" w:hAnsi="맑은 고딕"/>
+        </w:rPr>
+        <w:t xml:space="preserve"> </w:t>
+      </w:r>
+      <w:proofErr w:type="spellStart"/>
+      <w:r>
+        <w:rPr>
+          <w:rFonts w:ascii="맑은 고딕" w:eastAsia="맑은 고딕" w:hAnsi="맑은 고딕"/>
+        </w:rPr>
+        <w:t>mem_</w:t>
+      </w:r>
+      <w:proofErr w:type="gramStart"/>
+      <w:r>
+        <w:rPr>
+          <w:rFonts w:ascii="맑은 고딕" w:eastAsia="맑은 고딕" w:hAnsi="맑은 고딕"/>
+        </w:rPr>
+        <w:t>data</w:t>
+      </w:r>
+      <w:proofErr w:type="spellEnd"/>
+      <w:r>
+        <w:rPr>
+          <w:rFonts w:ascii="맑은 고딕" w:eastAsia="맑은 고딕" w:hAnsi="맑은 고딕"/>
+        </w:rPr>
+        <w:t xml:space="preserve"> :</w:t>
+      </w:r>
+      <w:proofErr w:type="gramEnd"/>
+      <w:r>
+        <w:rPr>
+          <w:rFonts w:ascii="맑은 고딕" w:eastAsia="맑은 고딕" w:hAnsi="맑은 고딕"/>
+        </w:rPr>
+        <w:t xml:space="preserve"> </w:t>
+      </w:r>
+      <w:proofErr w:type="spellStart"/>
+      <w:r>
+        <w:rPr>
+          <w:rFonts w:ascii="맑은 고딕" w:eastAsia="맑은 고딕" w:hAnsi="맑은 고딕"/>
+        </w:rPr>
+        <w:t>alu_result</w:t>
+      </w:r>
+      <w:proofErr w:type="spellEnd"/>
+      <w:r>
+        <w:rPr>
+          <w:rFonts w:ascii="맑은 고딕" w:eastAsia="맑은 고딕" w:hAnsi="맑은 고딕"/>
+        </w:rPr>
+        <w:t>).</w:t>
+      </w:r>
+    </w:p>
+    <w:p>
+      <w:pPr>
+        <w:rPr>
+          <w:rFonts w:ascii="맑은 고딕" w:eastAsia="맑은 고딕" w:hAnsi="맑은 고딕"/>
+        </w:rPr>
+      </w:pPr>
+      <w:r>
+        <w:rPr>
+          <w:rFonts w:ascii="맑은 고딕" w:eastAsia="맑은 고딕" w:hAnsi="맑은 고딕"/>
+        </w:rPr>
+        <w:t>- RF 내부 포워딩으로, 같은 사이클에 WB 쓰기와 ID 읽기가 겹치면 새 값이 즉시 반환된다.</w:t>
+      </w:r>
+    </w:p>
+    <w:p>
+      <w:pPr>
+        <w:rPr>
+          <w:rFonts w:ascii="맑은 고딕" w:eastAsia="맑은 고딕" w:hAnsi="맑은 고딕"/>
+          <w:b/>
+          <w:sz w:val="28"/>
+        </w:rPr>
+      </w:pPr>
+    </w:p>
+    <w:p>
+      <w:pPr>
+        <w:rPr>
+          <w:rFonts w:ascii="맑은 고딕" w:eastAsia="맑은 고딕" w:hAnsi="맑은 고딕"/>
+          <w:b/>
+          <w:sz w:val="28"/>
+        </w:rPr>
+      </w:pPr>
+    </w:p>
+    <w:p>
+      <w:pPr>
+        <w:rPr>
+          <w:rFonts w:ascii="맑은 고딕" w:eastAsia="맑은 고딕" w:hAnsi="맑은 고딕"/>
+          <w:b/>
+          <w:sz w:val="28"/>
+        </w:rPr>
+      </w:pPr>
+    </w:p>
+    <w:p>
+      <w:pPr>
+        <w:rPr>
+          <w:rFonts w:ascii="맑은 고딕" w:eastAsia="맑은 고딕" w:hAnsi="맑은 고딕"/>
+          <w:b/>
+          <w:sz w:val="28"/>
+        </w:rPr>
+      </w:pPr>
+    </w:p>
+    <w:p>
+      <w:pPr>
+        <w:rPr>
+          <w:rFonts w:ascii="맑은 고딕" w:eastAsia="맑은 고딕" w:hAnsi="맑은 고딕"/>
+          <w:b/>
+          <w:sz w:val="28"/>
+        </w:rPr>
+      </w:pPr>
+    </w:p>
+    <w:p>
+      <w:pPr>
+        <w:rPr>
+          <w:rFonts w:ascii="맑은 고딕" w:eastAsia="맑은 고딕" w:hAnsi="맑은 고딕"/>
+          <w:b/>
+          <w:sz w:val="28"/>
+        </w:rPr>
+      </w:pPr>
+      <w:r>
+        <w:rPr>
+          <w:rFonts w:ascii="맑은 고딕" w:eastAsia="맑은 고딕" w:hAnsi="맑은 고딕"/>
+          <w:b/>
+          <w:sz w:val="28"/>
+        </w:rPr>
+        <w:lastRenderedPageBreak/>
+        <w:t>3. Implementation</w:t>
+      </w:r>
+    </w:p>
+    <w:p>
+      <w:pPr>
+        <w:rPr>
+          <w:rFonts w:ascii="맑은 고딕" w:eastAsia="맑은 고딕" w:hAnsi="맑은 고딕"/>
+          <w:b/>
+        </w:rPr>
+      </w:pPr>
+      <w:r>
+        <w:rPr>
+          <w:rFonts w:ascii="맑은 고딕" w:eastAsia="맑은 고딕" w:hAnsi="맑은 고딕"/>
+          <w:b/>
+        </w:rPr>
+        <w:t xml:space="preserve">- </w:t>
+      </w:r>
+      <w:proofErr w:type="spellStart"/>
+      <w:r>
+        <w:rPr>
+          <w:rFonts w:ascii="맑은 고딕" w:eastAsia="맑은 고딕" w:hAnsi="맑은 고딕"/>
+          <w:b/>
+        </w:rPr>
+        <w:t>CTRL.v</w:t>
+      </w:r>
+      <w:proofErr w:type="spellEnd"/>
+    </w:p>
+    <w:p>
+      <w:pPr>
+        <w:rPr>
+          <w:rFonts w:ascii="맑은 고딕" w:eastAsia="맑은 고딕" w:hAnsi="맑은 고딕"/>
+        </w:rPr>
+      </w:pPr>
+      <w:r>
+        <w:rPr>
+          <w:rFonts w:ascii="맑은 고딕" w:eastAsia="맑은 고딕" w:hAnsi="맑은 고딕" w:hint="eastAsia"/>
+        </w:rPr>
+        <w:t>멀티사이클의</w:t>
+      </w:r>
+      <w:r>
+        <w:rPr>
+          <w:rFonts w:ascii="맑은 고딕" w:eastAsia="맑은 고딕" w:hAnsi="맑은 고딕"/>
+        </w:rPr>
+        <w:t xml:space="preserve"> FSM을 제거하고, </w:t>
+      </w:r>
+      <w:r>
+        <w:rPr>
+          <w:rFonts w:ascii="맑은 고딕" w:eastAsia="맑은 고딕" w:hAnsi="맑은 고딕" w:hint="eastAsia"/>
+        </w:rPr>
+        <w:t xml:space="preserve">HW3 스타일의 명령어 </w:t>
+      </w:r>
+      <w:proofErr w:type="spellStart"/>
+      <w:r>
+        <w:rPr>
+          <w:rFonts w:ascii="맑은 고딕" w:eastAsia="맑은 고딕" w:hAnsi="맑은 고딕"/>
+        </w:rPr>
+        <w:t>디코더로</w:t>
+      </w:r>
+      <w:proofErr w:type="spellEnd"/>
+      <w:r>
+        <w:rPr>
+          <w:rFonts w:ascii="맑은 고딕" w:eastAsia="맑은 고딕" w:hAnsi="맑은 고딕"/>
+        </w:rPr>
+        <w:t xml:space="preserve"> 대체하였다. always 블록 앞에서 모든 제어신호를 0으로 초기화한 뒤, 각 opcode별로 필요한 신호만 설정한다. 제어신호는 한 사이클에 해당 명령어의 전 단계(EX/MEM/WB) 제어신호를 동시에 생성하며, </w:t>
+      </w:r>
+      <w:r>
+        <w:rPr>
+          <w:rFonts w:ascii="맑은 고딕" w:eastAsia="맑은 고딕" w:hAnsi="맑은 고딕" w:hint="eastAsia"/>
+        </w:rPr>
+        <w:t xml:space="preserve">중간 단계 </w:t>
+      </w:r>
+      <w:r>
+        <w:rPr>
+          <w:rFonts w:ascii="맑은 고딕" w:eastAsia="맑은 고딕" w:hAnsi="맑은 고딕"/>
+        </w:rPr>
+        <w:t>레지스터가 이를 단계별로 전달한다.</w:t>
+      </w:r>
+    </w:p>
+    <w:p>
+      <w:pPr>
+        <w:rPr>
+          <w:rFonts w:ascii="맑은 고딕" w:eastAsia="맑은 고딕" w:hAnsi="맑은 고딕"/>
+        </w:rPr>
+      </w:pPr>
+      <w:r>
+        <w:rPr>
+          <w:rFonts w:ascii="맑은 고딕" w:eastAsia="맑은 고딕" w:hAnsi="맑은 고딕" w:hint="eastAsia"/>
+        </w:rPr>
+        <w:t>멀티사이클</w:t>
+      </w:r>
+      <w:r>
+        <w:rPr>
+          <w:rFonts w:ascii="맑은 고딕" w:eastAsia="맑은 고딕" w:hAnsi="맑은 고딕"/>
+        </w:rPr>
+        <w:t xml:space="preserve"> 전용 신호를 삭제하고, 파이프라인용 신호를 새로 추가하였다. Branch는 BEQ/BNE일 때 1로 설정되며, MEM 단계에서 </w:t>
+      </w:r>
+      <w:proofErr w:type="spellStart"/>
+      <w:r>
+        <w:rPr>
+          <w:rFonts w:ascii="맑은 고딕" w:eastAsia="맑은 고딕" w:hAnsi="맑은 고딕"/>
+        </w:rPr>
+        <w:t>PCSrc</w:t>
+      </w:r>
+      <w:proofErr w:type="spellEnd"/>
+      <w:r>
+        <w:rPr>
+          <w:rFonts w:ascii="맑은 고딕" w:eastAsia="맑은 고딕" w:hAnsi="맑은 고딕"/>
+        </w:rPr>
+        <w:t xml:space="preserve"> = Branch &amp; </w:t>
+      </w:r>
+      <w:proofErr w:type="spellStart"/>
+      <w:r>
+        <w:rPr>
+          <w:rFonts w:ascii="맑은 고딕" w:eastAsia="맑은 고딕" w:hAnsi="맑은 고딕"/>
+        </w:rPr>
+        <w:t>ALU_zero</w:t>
+      </w:r>
+      <w:proofErr w:type="spellEnd"/>
+      <w:r>
+        <w:rPr>
+          <w:rFonts w:ascii="맑은 고딕" w:eastAsia="맑은 고딕" w:hAnsi="맑은 고딕"/>
+        </w:rPr>
+        <w:t>로 분기 여부를 결정한다.</w:t>
+      </w:r>
+    </w:p>
+    <w:p>
+      <w:pPr>
+        <w:rPr>
+          <w:rFonts w:ascii="맑은 고딕" w:eastAsia="맑은 고딕" w:hAnsi="맑은 고딕"/>
+          <w:b/>
+        </w:rPr>
+      </w:pPr>
+      <w:r>
+        <w:rPr>
+          <w:rFonts w:ascii="맑은 고딕" w:eastAsia="맑은 고딕" w:hAnsi="맑은 고딕"/>
+          <w:b/>
+        </w:rPr>
+        <w:t xml:space="preserve">- </w:t>
+      </w:r>
+      <w:proofErr w:type="spellStart"/>
+      <w:r>
+        <w:rPr>
+          <w:rFonts w:ascii="맑은 고딕" w:eastAsia="맑은 고딕" w:hAnsi="맑은 고딕"/>
+          <w:b/>
+        </w:rPr>
+        <w:t>CPU.v</w:t>
+      </w:r>
+      <w:proofErr w:type="spellEnd"/>
+    </w:p>
+    <w:p>
+      <w:pPr>
+        <w:rPr>
+          <w:rFonts w:ascii="맑은 고딕" w:eastAsia="맑은 고딕" w:hAnsi="맑은 고딕"/>
+        </w:rPr>
+      </w:pPr>
+      <w:r>
+        <w:rPr>
+          <w:rFonts w:ascii="맑은 고딕" w:eastAsia="맑은 고딕" w:hAnsi="맑은 고딕" w:hint="eastAsia"/>
+        </w:rPr>
+        <w:t>멀티사이클의</w:t>
+      </w:r>
+      <w:r>
+        <w:rPr>
+          <w:rFonts w:ascii="맑은 고딕" w:eastAsia="맑은 고딕" w:hAnsi="맑은 고딕"/>
+        </w:rPr>
+        <w:t xml:space="preserve"> state 레지스터 및 중간 </w:t>
+      </w:r>
+      <w:r>
+        <w:rPr>
+          <w:rFonts w:ascii="맑은 고딕" w:eastAsia="맑은 고딕" w:hAnsi="맑은 고딕" w:hint="eastAsia"/>
+        </w:rPr>
+        <w:t>latch</w:t>
+      </w:r>
+      <w:r>
+        <w:rPr>
+          <w:rFonts w:ascii="맑은 고딕" w:eastAsia="맑은 고딕" w:hAnsi="맑은 고딕" w:hint="eastAsia"/>
+        </w:rPr>
+        <w:t xml:space="preserve"> </w:t>
+      </w:r>
+      <w:r>
+        <w:rPr>
+          <w:rFonts w:ascii="맑은 고딕" w:eastAsia="맑은 고딕" w:hAnsi="맑은 고딕"/>
+        </w:rPr>
+        <w:t>를 제거하고, 파이프라인 레지스터 4개(IF/ID, ID/EX, EX/MEM, MEM/WB)를 추가하였다. 각 레지스터는 clock의 positive edge에서 이전 단계의 결과를 저장한다.</w:t>
+      </w:r>
+    </w:p>
+    <w:p>
+      <w:pPr>
+        <w:rPr>
+          <w:rFonts w:ascii="맑은 고딕" w:eastAsia="맑은 고딕" w:hAnsi="맑은 고딕"/>
+        </w:rPr>
+      </w:pPr>
+      <w:r>
+        <w:rPr>
+          <w:rFonts w:ascii="맑은 고딕" w:eastAsia="맑은 고딕" w:hAnsi="맑은 고딕"/>
+        </w:rPr>
+        <w:t xml:space="preserve">PC 갱신 및 플러시 로직은 우선순위에 따라 동작한다. </w:t>
+      </w:r>
+      <w:proofErr w:type="spellStart"/>
+      <w:r>
+        <w:rPr>
+          <w:rFonts w:ascii="맑은 고딕" w:eastAsia="맑은 고딕" w:hAnsi="맑은 고딕"/>
+        </w:rPr>
+        <w:t>branch_taken</w:t>
+      </w:r>
+      <w:proofErr w:type="spellEnd"/>
+      <w:r>
+        <w:rPr>
+          <w:rFonts w:ascii="맑은 고딕" w:eastAsia="맑은 고딕" w:hAnsi="맑은 고딕"/>
+        </w:rPr>
+        <w:t xml:space="preserve">이 최우선이고, 다음으로 </w:t>
+      </w:r>
+      <w:proofErr w:type="spellStart"/>
+      <w:r>
+        <w:rPr>
+          <w:rFonts w:ascii="맑은 고딕" w:eastAsia="맑은 고딕" w:hAnsi="맑은 고딕"/>
+        </w:rPr>
+        <w:t>jump_taken</w:t>
+      </w:r>
+      <w:proofErr w:type="spellEnd"/>
+      <w:r>
+        <w:rPr>
+          <w:rFonts w:ascii="맑은 고딕" w:eastAsia="맑은 고딕" w:hAnsi="맑은 고딕"/>
+        </w:rPr>
+        <w:t>, 마지막으로 PC+4를 사용한다. branch taken 시에는 IF/ID, ID/EX, EX/MEM</w:t>
+      </w:r>
+      <w:r>
+        <w:rPr>
+          <w:rFonts w:ascii="맑은 고딕" w:eastAsia="맑은 고딕" w:hAnsi="맑은 고딕" w:hint="eastAsia"/>
+        </w:rPr>
+        <w:t>을</w:t>
+      </w:r>
+      <w:r>
+        <w:rPr>
+          <w:rFonts w:ascii="맑은 고딕" w:eastAsia="맑은 고딕" w:hAnsi="맑은 고딕"/>
+        </w:rPr>
+        <w:t xml:space="preserve"> flush하고, jump taken 시에는 IF/ID만 flush한다. 단, </w:t>
+      </w:r>
+      <w:proofErr w:type="spellStart"/>
+      <w:r>
+        <w:rPr>
+          <w:rFonts w:ascii="맑은 고딕" w:eastAsia="맑은 고딕" w:hAnsi="맑은 고딕"/>
+        </w:rPr>
+        <w:t>PCWrite</w:t>
+      </w:r>
+      <w:proofErr w:type="spellEnd"/>
+      <w:r>
+        <w:rPr>
+          <w:rFonts w:ascii="맑은 고딕" w:eastAsia="맑은 고딕" w:hAnsi="맑은 고딕"/>
+        </w:rPr>
+        <w:t xml:space="preserve">=0인 stall 중에는 flush가 일어나지 않도록 </w:t>
+      </w:r>
+      <w:proofErr w:type="spellStart"/>
+      <w:r>
+        <w:rPr>
+          <w:rFonts w:ascii="맑은 고딕" w:eastAsia="맑은 고딕" w:hAnsi="맑은 고딕"/>
+        </w:rPr>
+        <w:t>id_flush_if</w:t>
+      </w:r>
+      <w:proofErr w:type="spellEnd"/>
+      <w:r>
+        <w:rPr>
+          <w:rFonts w:ascii="맑은 고딕" w:eastAsia="맑은 고딕" w:hAnsi="맑은 고딕"/>
+        </w:rPr>
+        <w:t xml:space="preserve"> = </w:t>
+      </w:r>
+      <w:proofErr w:type="spellStart"/>
+      <w:r>
+        <w:rPr>
+          <w:rFonts w:ascii="맑은 고딕" w:eastAsia="맑은 고딕" w:hAnsi="맑은 고딕"/>
+        </w:rPr>
+        <w:t>id_jump_taken</w:t>
+      </w:r>
+      <w:proofErr w:type="spellEnd"/>
+      <w:r>
+        <w:rPr>
+          <w:rFonts w:ascii="맑은 고딕" w:eastAsia="맑은 고딕" w:hAnsi="맑은 고딕"/>
+        </w:rPr>
+        <w:t xml:space="preserve"> &amp; </w:t>
+      </w:r>
+      <w:proofErr w:type="spellStart"/>
+      <w:r>
+        <w:rPr>
+          <w:rFonts w:ascii="맑은 고딕" w:eastAsia="맑은 고딕" w:hAnsi="맑은 고딕"/>
+        </w:rPr>
+        <w:t>PCWrite</w:t>
+      </w:r>
+      <w:proofErr w:type="spellEnd"/>
+      <w:r>
+        <w:rPr>
+          <w:rFonts w:ascii="맑은 고딕" w:eastAsia="맑은 고딕" w:hAnsi="맑은 고딕"/>
+        </w:rPr>
+        <w:t xml:space="preserve"> 조건을 적용한다. branch taken은 stall을 무시하고 PC를 갱신해야 하므로 PC 갱신 조건을 </w:t>
+      </w:r>
+      <w:proofErr w:type="spellStart"/>
+      <w:r>
+        <w:rPr>
+          <w:rFonts w:ascii="맑은 고딕" w:eastAsia="맑은 고딕" w:hAnsi="맑은 고딕"/>
+        </w:rPr>
+        <w:t>PCWrite</w:t>
+      </w:r>
+      <w:proofErr w:type="spellEnd"/>
+      <w:r>
+        <w:rPr>
+          <w:rFonts w:ascii="맑은 고딕" w:eastAsia="맑은 고딕" w:hAnsi="맑은 고딕"/>
+        </w:rPr>
+        <w:t xml:space="preserve"> | </w:t>
+      </w:r>
+      <w:proofErr w:type="spellStart"/>
+      <w:r>
+        <w:rPr>
+          <w:rFonts w:ascii="맑은 고딕" w:eastAsia="맑은 고딕" w:hAnsi="맑은 고딕"/>
+        </w:rPr>
+        <w:t>mem_branch_taken</w:t>
+      </w:r>
+      <w:proofErr w:type="spellEnd"/>
+      <w:r>
+        <w:rPr>
+          <w:rFonts w:ascii="맑은 고딕" w:eastAsia="맑은 고딕" w:hAnsi="맑은 고딕"/>
+        </w:rPr>
+        <w:t>으로 처리한다.</w:t>
+      </w:r>
+    </w:p>
+    <w:p>
+      <w:pPr>
+        <w:rPr>
+          <w:rFonts w:ascii="맑은 고딕" w:eastAsia="맑은 고딕" w:hAnsi="맑은 고딕"/>
+        </w:rPr>
+      </w:pPr>
+      <w:r>
+        <w:rPr>
+          <w:rFonts w:ascii="맑은 고딕" w:eastAsia="맑은 고딕" w:hAnsi="맑은 고딕"/>
+        </w:rPr>
+        <w:drawing>
+          <wp:inline distT="0" distB="0" distL="0" distR="0" wp14:anchorId="691AE76A" wp14:editId="66AF0EC4">
+            <wp:extent cx="4110824" cy="2485805"/>
+            <wp:effectExtent l="0" t="0" r="4445" b="0"/>
+            <wp:docPr id="1549353909" name="그림 1" descr="The image is a snippet of a code snippet or pseudo-code, featuring various register and control flow variables being set to zero, likely in a software or hardware debugging or simulation context.&#10;&#10;AI 생성 콘텐츠는 정확하지 않을 수 있습니다."/>
+            <wp:cNvGraphicFramePr>
+              <a:graphicFrameLocks xmlns:a="http://schemas.openxmlformats.org/drawingml/2006/main" noChangeAspect="1"/>
+            </wp:cNvGraphicFramePr>
+            <a:graphic xmlns:a="http://schemas.openxmlformats.org/drawingml/2006/main">
+              <a:graphicData uri="http://schemas.openxmlformats.org/drawingml/2006/picture">
+                <pic:pic xmlns:pic="http://schemas.openxmlformats.org/drawingml/2006/picture">
+                  <pic:nvPicPr>
+                    <pic:cNvPr id="1549353909" name="그림 1" descr="The image is a snippet of a code snippet or pseudo-code, featuring various register and control flow variables being set to zero, likely in a software or hardware debugging or simulation context.&#10;&#10;AI 생성 콘텐츠는 정확하지 않을 수 있습니다."/>
+                    <pic:cNvPicPr/>
+                  </pic:nvPicPr>
+                  <pic:blipFill>
+                    <a:blip r:embed="rId6"/>
+                    <a:stretch>
+                      <a:fillRect/>
+                    </a:stretch>
+                  </pic:blipFill>
+                  <pic:spPr>
+                    <a:xfrm>
+                      <a:off x="0" y="0"/>
+                      <a:ext cx="4116606" cy="2489302"/>
+                    </a:xfrm>
+                    <a:prstGeom prst="rect">
+                      <a:avLst/>
+                    </a:prstGeom>
+                  </pic:spPr>
+                </pic:pic>
+              </a:graphicData>
+            </a:graphic>
+          </wp:inline>
+        </w:drawing>
+      </w:r>
+    </w:p>
+    <w:p>
+      <w:pPr>
+        <w:rPr>
+          <w:rFonts w:ascii="맑은 고딕" w:eastAsia="맑은 고딕" w:hAnsi="맑은 고딕"/>
+          <w:b/>
+        </w:rPr>
+      </w:pPr>
+    </w:p>
+    <w:p>
+      <w:pPr>
+        <w:rPr>
+          <w:rFonts w:ascii="맑은 고딕" w:eastAsia="맑은 고딕" w:hAnsi="맑은 고딕"/>
+          <w:b/>
+        </w:rPr>
+      </w:pPr>
+    </w:p>
+    <w:p>
+      <w:pPr>
+        <w:rPr>
+          <w:rFonts w:ascii="맑은 고딕" w:eastAsia="맑은 고딕" w:hAnsi="맑은 고딕"/>
+          <w:b/>
+        </w:rPr>
+      </w:pPr>
+      <w:r>
+        <w:rPr>
+          <w:rFonts w:ascii="맑은 고딕" w:eastAsia="맑은 고딕" w:hAnsi="맑은 고딕"/>
+          <w:b/>
+        </w:rPr>
+        <w:lastRenderedPageBreak/>
+        <w:t xml:space="preserve">- </w:t>
+      </w:r>
+      <w:proofErr w:type="spellStart"/>
+      <w:r>
+        <w:rPr>
+          <w:rFonts w:ascii="맑은 고딕" w:eastAsia="맑은 고딕" w:hAnsi="맑은 고딕"/>
+          <w:b/>
+        </w:rPr>
+        <w:t>HAZARD.v</w:t>
+      </w:r>
+      <w:proofErr w:type="spellEnd"/>
+    </w:p>
+    <w:p>
+      <w:pPr>
+        <w:rPr>
+          <w:rFonts w:ascii="맑은 고딕" w:eastAsia="맑은 고딕" w:hAnsi="맑은 고딕"/>
+        </w:rPr>
+      </w:pPr>
+      <w:r>
+        <w:rPr>
+          <w:rFonts w:ascii="맑은 고딕" w:eastAsia="맑은 고딕" w:hAnsi="맑은 고딕"/>
+        </w:rPr>
+        <w:t xml:space="preserve">HAZARD 모듈은 데이터 해저드 검출, </w:t>
+      </w:r>
+      <w:proofErr w:type="spellStart"/>
+      <w:r>
+        <w:rPr>
+          <w:rFonts w:ascii="맑은 고딕" w:eastAsia="맑은 고딕" w:hAnsi="맑은 고딕"/>
+        </w:rPr>
+        <w:t>스톨</w:t>
+      </w:r>
+      <w:proofErr w:type="spellEnd"/>
+      <w:r>
+        <w:rPr>
+          <w:rFonts w:ascii="맑은 고딕" w:eastAsia="맑은 고딕" w:hAnsi="맑은 고딕"/>
+        </w:rPr>
+        <w:t xml:space="preserve">, 플러시를 담당한다. </w:t>
+      </w:r>
+    </w:p>
+    <w:p>
+      <w:pPr>
+        <w:rPr>
+          <w:rFonts w:ascii="맑은 고딕" w:eastAsia="맑은 고딕" w:hAnsi="맑은 고딕"/>
+        </w:rPr>
+      </w:pPr>
+      <w:r>
+        <w:rPr>
+          <w:rFonts w:ascii="맑은 고딕" w:eastAsia="맑은 고딕" w:hAnsi="맑은 고딕" w:hint="eastAsia"/>
+        </w:rPr>
+        <w:t>데이터</w:t>
+      </w:r>
+      <w:r>
+        <w:rPr>
+          <w:rFonts w:ascii="맑은 고딕" w:eastAsia="맑은 고딕" w:hAnsi="맑은 고딕"/>
+        </w:rPr>
+        <w:t xml:space="preserve"> 해저드 검출 로직은 다음과 같다. ID/EX 또는 EX/MEM 단계에 있는 명령어가 IF/ID 단계 명령어의 소스 레지스터(</w:t>
+      </w:r>
+      <w:proofErr w:type="spellStart"/>
+      <w:r>
+        <w:rPr>
+          <w:rFonts w:ascii="맑은 고딕" w:eastAsia="맑은 고딕" w:hAnsi="맑은 고딕"/>
+        </w:rPr>
+        <w:t>rs</w:t>
+      </w:r>
+      <w:proofErr w:type="spellEnd"/>
+      <w:r>
+        <w:rPr>
+          <w:rFonts w:ascii="맑은 고딕" w:eastAsia="맑은 고딕" w:hAnsi="맑은 고딕"/>
+        </w:rPr>
+        <w:t xml:space="preserve"> 또는 rt)와 동일한 레지스터에 쓰는 경우를 해저드로 판단한다. </w:t>
+      </w:r>
+    </w:p>
+    <w:p>
+      <w:pPr>
+        <w:rPr>
+          <w:rFonts w:ascii="맑은 고딕" w:eastAsia="맑은 고딕" w:hAnsi="맑은 고딕"/>
+        </w:rPr>
+      </w:pPr>
+      <w:r>
+        <w:rPr>
+          <w:rFonts w:ascii="맑은 고딕" w:eastAsia="맑은 고딕" w:hAnsi="맑은 고딕"/>
+        </w:rPr>
+        <w:t>MEM/WB → ID 구간의 해저드는 RF 내부 포워딩으로 자동 해결되므로 별도로 검출하지 않는다.</w:t>
+      </w:r>
+    </w:p>
+    <w:p>
+      <w:pPr>
+        <w:rPr>
+          <w:rFonts w:ascii="맑은 고딕" w:eastAsia="맑은 고딕" w:hAnsi="맑은 고딕"/>
+        </w:rPr>
+      </w:pPr>
+      <w:proofErr w:type="spellStart"/>
+      <w:r>
+        <w:rPr>
+          <w:rFonts w:ascii="맑은 고딕" w:eastAsia="맑은 고딕" w:hAnsi="맑은 고딕"/>
+        </w:rPr>
+        <w:t>data_hazard</w:t>
+      </w:r>
+      <w:proofErr w:type="spellEnd"/>
+      <w:r>
+        <w:rPr>
+          <w:rFonts w:ascii="맑은 고딕" w:eastAsia="맑은 고딕" w:hAnsi="맑은 고딕"/>
+        </w:rPr>
+        <w:t xml:space="preserve"> = 1일 때 </w:t>
+      </w:r>
+      <w:proofErr w:type="spellStart"/>
+      <w:r>
+        <w:rPr>
+          <w:rFonts w:ascii="맑은 고딕" w:eastAsia="맑은 고딕" w:hAnsi="맑은 고딕"/>
+        </w:rPr>
+        <w:t>스톨</w:t>
+      </w:r>
+      <w:proofErr w:type="spellEnd"/>
+      <w:r>
+        <w:rPr>
+          <w:rFonts w:ascii="맑은 고딕" w:eastAsia="맑은 고딕" w:hAnsi="맑은 고딕"/>
+        </w:rPr>
+        <w:t xml:space="preserve"> 동작은 다음과 같다: </w:t>
+      </w:r>
+      <w:proofErr w:type="spellStart"/>
+      <w:r>
+        <w:rPr>
+          <w:rFonts w:ascii="맑은 고딕" w:eastAsia="맑은 고딕" w:hAnsi="맑은 고딕"/>
+        </w:rPr>
+        <w:t>PCWrite</w:t>
+      </w:r>
+      <w:proofErr w:type="spellEnd"/>
+      <w:r>
+        <w:rPr>
+          <w:rFonts w:ascii="맑은 고딕" w:eastAsia="맑은 고딕" w:hAnsi="맑은 고딕"/>
+        </w:rPr>
+        <w:t xml:space="preserve"> = 0으로 PC를 고정하고, </w:t>
+      </w:r>
+      <w:proofErr w:type="spellStart"/>
+      <w:r>
+        <w:rPr>
+          <w:rFonts w:ascii="맑은 고딕" w:eastAsia="맑은 고딕" w:hAnsi="맑은 고딕"/>
+        </w:rPr>
+        <w:t>IFIDWrite</w:t>
+      </w:r>
+      <w:proofErr w:type="spellEnd"/>
+      <w:r>
+        <w:rPr>
+          <w:rFonts w:ascii="맑은 고딕" w:eastAsia="맑은 고딕" w:hAnsi="맑은 고딕"/>
+        </w:rPr>
+        <w:t xml:space="preserve"> = 0으로 IF/ID 레지스터를 유지하며, </w:t>
+      </w:r>
+      <w:proofErr w:type="spellStart"/>
+      <w:r>
+        <w:rPr>
+          <w:rFonts w:ascii="맑은 고딕" w:eastAsia="맑은 고딕" w:hAnsi="맑은 고딕"/>
+        </w:rPr>
+        <w:t>IDEX_bubble</w:t>
+      </w:r>
+      <w:proofErr w:type="spellEnd"/>
+      <w:r>
+        <w:rPr>
+          <w:rFonts w:ascii="맑은 고딕" w:eastAsia="맑은 고딕" w:hAnsi="맑은 고딕"/>
+        </w:rPr>
+        <w:t xml:space="preserve"> = 1로 ID/EX에 NOP을 주입한다. 이를 통해 IF/ID 단계의 명령어가 해저드가 해소될 때까지 재 </w:t>
+      </w:r>
+      <w:proofErr w:type="spellStart"/>
+      <w:r>
+        <w:rPr>
+          <w:rFonts w:ascii="맑은 고딕" w:eastAsia="맑은 고딕" w:hAnsi="맑은 고딕"/>
+        </w:rPr>
+        <w:t>디코딩된다</w:t>
+      </w:r>
+      <w:proofErr w:type="spellEnd"/>
+      <w:r>
+        <w:rPr>
+          <w:rFonts w:ascii="맑은 고딕" w:eastAsia="맑은 고딕" w:hAnsi="맑은 고딕"/>
+        </w:rPr>
+        <w:t>.</w:t>
+      </w:r>
+    </w:p>
+    <w:p>
+      <w:pPr>
+        <w:rPr>
+          <w:rFonts w:ascii="맑은 고딕" w:eastAsia="맑은 고딕" w:hAnsi="맑은 고딕"/>
+        </w:rPr>
+      </w:pPr>
+      <w:r>
+        <w:rPr>
+          <w:rFonts w:ascii="맑은 고딕" w:eastAsia="맑은 고딕" w:hAnsi="맑은 고딕" w:hint="eastAsia"/>
+        </w:rPr>
+        <w:t>플러시</w:t>
+      </w:r>
+      <w:r>
+        <w:rPr>
+          <w:rFonts w:ascii="맑은 고딕" w:eastAsia="맑은 고딕" w:hAnsi="맑은 고딕"/>
+        </w:rPr>
+        <w:t xml:space="preserve"> 로직: </w:t>
+      </w:r>
+      <w:proofErr w:type="spellStart"/>
+      <w:r>
+        <w:rPr>
+          <w:rFonts w:ascii="맑은 고딕" w:eastAsia="맑은 고딕" w:hAnsi="맑은 고딕"/>
+        </w:rPr>
+        <w:t>IFID_flush</w:t>
+      </w:r>
+      <w:proofErr w:type="spellEnd"/>
+      <w:r>
+        <w:rPr>
+          <w:rFonts w:ascii="맑은 고딕" w:eastAsia="맑은 고딕" w:hAnsi="맑은 고딕"/>
+        </w:rPr>
+        <w:t xml:space="preserve"> = </w:t>
+      </w:r>
+      <w:proofErr w:type="spellStart"/>
+      <w:r>
+        <w:rPr>
+          <w:rFonts w:ascii="맑은 고딕" w:eastAsia="맑은 고딕" w:hAnsi="맑은 고딕"/>
+        </w:rPr>
+        <w:t>branch_taken</w:t>
+      </w:r>
+      <w:proofErr w:type="spellEnd"/>
+      <w:r>
+        <w:rPr>
+          <w:rFonts w:ascii="맑은 고딕" w:eastAsia="맑은 고딕" w:hAnsi="맑은 고딕"/>
+        </w:rPr>
+        <w:t xml:space="preserve"> | </w:t>
+      </w:r>
+      <w:proofErr w:type="spellStart"/>
+      <w:r>
+        <w:rPr>
+          <w:rFonts w:ascii="맑은 고딕" w:eastAsia="맑은 고딕" w:hAnsi="맑은 고딕"/>
+        </w:rPr>
+        <w:t>jump_taken</w:t>
+      </w:r>
+      <w:proofErr w:type="spellEnd"/>
+      <w:r>
+        <w:rPr>
+          <w:rFonts w:ascii="맑은 고딕" w:eastAsia="맑은 고딕" w:hAnsi="맑은 고딕"/>
+        </w:rPr>
+        <w:t>으로, branch 또는 jump가 taken될 때 IF/ID 레지스터를 NOP으로 초기화한다.</w:t>
+      </w:r>
+    </w:p>
+    <w:p>
+      <w:pPr>
+        <w:rPr>
+          <w:rFonts w:ascii="맑은 고딕" w:eastAsia="맑은 고딕" w:hAnsi="맑은 고딕"/>
+        </w:rPr>
+      </w:pPr>
+      <w:r>
+        <w:rPr>
+          <w:rFonts w:ascii="맑은 고딕" w:eastAsia="맑은 고딕" w:hAnsi="맑은 고딕"/>
+        </w:rPr>
+        <w:drawing>
+          <wp:inline distT="0" distB="0" distL="0" distR="0" wp14:anchorId="7228ACC4" wp14:editId="38332657">
+            <wp:extent cx="5731510" cy="3204845"/>
+            <wp:effectExtent l="0" t="0" r="2540" b="0"/>
+            <wp:docPr id="147627103" name="그림 1" descr="The image displays a snippet of Verilog code, which is a hardware description language used to describe digital circuits. The code shows two sets of wires (wire idex_use_rs, idex_use_rt, and idex_hazard, and similarly for exmem) that are being used to check for hazards (conditions that could lead to incorrect circuit behavior) in a register write operation.&#10;&#10;AI 생성 콘텐츠는 정확하지 않을 수 있습니다."/>
+            <wp:cNvGraphicFramePr>
+              <a:graphicFrameLocks xmlns:a="http://schemas.openxmlformats.org/drawingml/2006/main" noChangeAspect="1"/>
+            </wp:cNvGraphicFramePr>
+            <a:graphic xmlns:a="http://schemas.openxmlformats.org/drawingml/2006/main">
+              <a:graphicData uri="http://schemas.openxmlformats.org/drawingml/2006/picture">
+                <pic:pic xmlns:pic="http://schemas.openxmlformats.org/drawingml/2006/picture">
+                  <pic:nvPicPr>
+                    <pic:cNvPr id="147627103" name="그림 1" descr="The image displays a snippet of Verilog code, which is a hardware description language used to describe digital circuits. The code shows two sets of wires (wire idex_use_rs, idex_use_rt, and idex_hazard, and similarly for exmem) that are being used to check for hazards (conditions that could lead to incorrect circuit behavior) in a register write operation.&#10;&#10;AI 생성 콘텐츠는 정확하지 않을 수 있습니다."/>
+                    <pic:cNvPicPr/>
+                  </pic:nvPicPr>
+                  <pic:blipFill>
+                    <a:blip r:embed="rId7"/>
+                    <a:stretch>
+                      <a:fillRect/>
+                    </a:stretch>
+                  </pic:blipFill>
+                  <pic:spPr>
+                    <a:xfrm>
+                      <a:off x="0" y="0"/>
+                      <a:ext cx="5731510" cy="3204845"/>
+                    </a:xfrm>
+                    <a:prstGeom prst="rect">
+                      <a:avLst/>
+                    </a:prstGeom>
+                  </pic:spPr>
+                </pic:pic>
+              </a:graphicData>
+            </a:graphic>
+          </wp:inline>
+        </w:drawing>
+      </w:r>
     </w:p>
     <w:sectPr>
+      <w:headerReference w:type="even" r:id="rId8"/>
+      <w:headerReference w:type="default" r:id="rId9"/>
+      <w:footerReference w:type="even" r:id="rId10"/>
+      <w:footerReference w:type="default" r:id="rId11"/>
+      <w:headerReference w:type="first" r:id="rId12"/>
+      <w:footerReference w:type="first" r:id="rId13"/>
       <w:pgSz w:w="11906" w:h="16838"/>
       <w:pgMar w:top="1701" w:right="1440" w:bottom="1440" w:left="1440" w:header="851" w:footer="992" w:gutter="0"/>
       <w:cols w:space="425"/>
@@ -281,6 +1991,36 @@
 </w:endnotes>
 </file>
 
+<file path=word/footer1.xml><?xml version="1.0" encoding="utf-8"?>
+<w:ftr xmlns:wpc="http://schemas.microsoft.com/office/word/2010/wordprocessingCanvas" xmlns:cx="http://schemas.microsoft.com/office/drawing/2014/chartex" xmlns:cx1="http://schemas.microsoft.com/office/drawing/2015/9/8/chartex" xmlns:cx2="http://schemas.microsoft.com/office/drawing/2015/10/21/chartex" xmlns:cx3="http://schemas.microsoft.com/office/drawing/2016/5/9/chartex" xmlns:cx4="http://schemas.microsoft.com/office/drawing/2016/5/10/chartex" xmlns:cx5="http://schemas.microsoft.com/office/drawing/2016/5/11/chartex" xmlns:cx6="http://schemas.microsoft.com/office/drawing/2016/5/12/chartex" xmlns:cx7="http://schemas.microsoft.com/office/drawing/2016/5/13/chartex" xmlns:cx8="http://schemas.microsoft.com/office/drawing/2016/5/14/chartex" xmlns:mc="http://schemas.openxmlformats.org/markup-compatibility/2006" xmlns:aink="http://schemas.microsoft.com/office/drawing/2016/ink" xmlns:am3d="http://schemas.microsoft.com/office/drawing/2017/model3d" xmlns:o="urn:schemas-microsoft-com:office:office" xmlns:oel="http://schemas.microsoft.com/office/2019/extlst" xmlns:r="http://schemas.openxmlformats.org/officeDocument/2006/relationships" xmlns:m="http://schemas.openxmlformats.org/officeDocument/2006/math" xmlns:v="urn:schemas-microsoft-com:vml" xmlns:wp14="http://schemas.microsoft.com/office/word/2010/wordprocessingDrawing" xmlns:wp="http://schemas.openxmlformats.org/drawingml/2006/wordprocessingDrawing" xmlns:w10="urn:schemas-microsoft-com:office:word" xmlns:w="http://schemas.openxmlformats.org/wordprocessingml/2006/main" xmlns:w14="http://schemas.microsoft.com/office/word/2010/wordml" xmlns:w15="http://schemas.microsoft.com/office/word/2012/wordml" xmlns:w16cex="http://schemas.microsoft.com/office/word/2018/wordml/cex" xmlns:w16cid="http://schemas.microsoft.com/office/word/2016/wordml/cid" xmlns:w16="http://schemas.microsoft.com/office/word/2018/wordml" xmlns:w16du="http://schemas.microsoft.com/office/word/2023/wordml/word16du" xmlns:w16sdtdh="http://schemas.microsoft.com/office/word/2020/wordml/sdtdatahash" xmlns:w16sdtfl="http://schemas.microsoft.com/office/word/2024/wordml/sdtformatlock" xmlns:w16se="http://schemas.microsoft.com/office/word/2015/wordml/symex" xmlns:wpg="http://schemas.microsoft.com/office/word/2010/wordprocessingGroup" xmlns:wpi="http://schemas.microsoft.com/office/word/2010/wordprocessingInk" xmlns:wne="http://schemas.microsoft.com/office/word/2006/wordml" xmlns:wps="http://schemas.microsoft.com/office/word/2010/wordprocessingShape" mc:Ignorable="w14 w15 w16se w16cid w16 w16cex w16sdtdh w16sdtfl w16du wp14">
+  <w:p>
+    <w:pPr>
+      <w:pStyle w:val="ab"/>
+    </w:pPr>
+  </w:p>
+</w:ftr>
+</file>
+
+<file path=word/footer2.xml><?xml version="1.0" encoding="utf-8"?>
+<w:ftr xmlns:wpc="http://schemas.microsoft.com/office/word/2010/wordprocessingCanvas" xmlns:cx="http://schemas.microsoft.com/office/drawing/2014/chartex" xmlns:cx1="http://schemas.microsoft.com/office/drawing/2015/9/8/chartex" xmlns:cx2="http://schemas.microsoft.com/office/drawing/2015/10/21/chartex" xmlns:cx3="http://schemas.microsoft.com/office/drawing/2016/5/9/chartex" xmlns:cx4="http://schemas.microsoft.com/office/drawing/2016/5/10/chartex" xmlns:cx5="http://schemas.microsoft.com/office/drawing/2016/5/11/chartex" xmlns:cx6="http://schemas.microsoft.com/office/drawing/2016/5/12/chartex" xmlns:cx7="http://schemas.microsoft.com/office/drawing/2016/5/13/chartex" xmlns:cx8="http://schemas.microsoft.com/office/drawing/2016/5/14/chartex" xmlns:mc="http://schemas.openxmlformats.org/markup-compatibility/2006" xmlns:aink="http://schemas.microsoft.com/office/drawing/2016/ink" xmlns:am3d="http://schemas.microsoft.com/office/drawing/2017/model3d" xmlns:o="urn:schemas-microsoft-com:office:office" xmlns:oel="http://schemas.microsoft.com/office/2019/extlst" xmlns:r="http://schemas.openxmlformats.org/officeDocument/2006/relationships" xmlns:m="http://schemas.openxmlformats.org/officeDocument/2006/math" xmlns:v="urn:schemas-microsoft-com:vml" xmlns:wp14="http://schemas.microsoft.com/office/word/2010/wordprocessingDrawing" xmlns:wp="http://schemas.openxmlformats.org/drawingml/2006/wordprocessingDrawing" xmlns:w10="urn:schemas-microsoft-com:office:word" xmlns:w="http://schemas.openxmlformats.org/wordprocessingml/2006/main" xmlns:w14="http://schemas.microsoft.com/office/word/2010/wordml" xmlns:w15="http://schemas.microsoft.com/office/word/2012/wordml" xmlns:w16cex="http://schemas.microsoft.com/office/word/2018/wordml/cex" xmlns:w16cid="http://schemas.microsoft.com/office/word/2016/wordml/cid" xmlns:w16="http://schemas.microsoft.com/office/word/2018/wordml" xmlns:w16du="http://schemas.microsoft.com/office/word/2023/wordml/word16du" xmlns:w16sdtdh="http://schemas.microsoft.com/office/word/2020/wordml/sdtdatahash" xmlns:w16sdtfl="http://schemas.microsoft.com/office/word/2024/wordml/sdtformatlock" xmlns:w16se="http://schemas.microsoft.com/office/word/2015/wordml/symex" xmlns:wpg="http://schemas.microsoft.com/office/word/2010/wordprocessingGroup" xmlns:wpi="http://schemas.microsoft.com/office/word/2010/wordprocessingInk" xmlns:wne="http://schemas.microsoft.com/office/word/2006/wordml" xmlns:wps="http://schemas.microsoft.com/office/word/2010/wordprocessingShape" mc:Ignorable="w14 w15 w16se w16cid w16 w16cex w16sdtdh w16sdtfl w16du wp14">
+  <w:p>
+    <w:pPr>
+      <w:pStyle w:val="ab"/>
+    </w:pPr>
+  </w:p>
+</w:ftr>
+</file>
+
+<file path=word/footer3.xml><?xml version="1.0" encoding="utf-8"?>
+<w:ftr xmlns:wpc="http://schemas.microsoft.com/office/word/2010/wordprocessingCanvas" xmlns:cx="http://schemas.microsoft.com/office/drawing/2014/chartex" xmlns:cx1="http://schemas.microsoft.com/office/drawing/2015/9/8/chartex" xmlns:cx2="http://schemas.microsoft.com/office/drawing/2015/10/21/chartex" xmlns:cx3="http://schemas.microsoft.com/office/drawing/2016/5/9/chartex" xmlns:cx4="http://schemas.microsoft.com/office/drawing/2016/5/10/chartex" xmlns:cx5="http://schemas.microsoft.com/office/drawing/2016/5/11/chartex" xmlns:cx6="http://schemas.microsoft.com/office/drawing/2016/5/12/chartex" xmlns:cx7="http://schemas.microsoft.com/office/drawing/2016/5/13/chartex" xmlns:cx8="http://schemas.microsoft.com/office/drawing/2016/5/14/chartex" xmlns:mc="http://schemas.openxmlformats.org/markup-compatibility/2006" xmlns:aink="http://schemas.microsoft.com/office/drawing/2016/ink" xmlns:am3d="http://schemas.microsoft.com/office/drawing/2017/model3d" xmlns:o="urn:schemas-microsoft-com:office:office" xmlns:oel="http://schemas.microsoft.com/office/2019/extlst" xmlns:r="http://schemas.openxmlformats.org/officeDocument/2006/relationships" xmlns:m="http://schemas.openxmlformats.org/officeDocument/2006/math" xmlns:v="urn:schemas-microsoft-com:vml" xmlns:wp14="http://schemas.microsoft.com/office/word/2010/wordprocessingDrawing" xmlns:wp="http://schemas.openxmlformats.org/drawingml/2006/wordprocessingDrawing" xmlns:w10="urn:schemas-microsoft-com:office:word" xmlns:w="http://schemas.openxmlformats.org/wordprocessingml/2006/main" xmlns:w14="http://schemas.microsoft.com/office/word/2010/wordml" xmlns:w15="http://schemas.microsoft.com/office/word/2012/wordml" xmlns:w16cex="http://schemas.microsoft.com/office/word/2018/wordml/cex" xmlns:w16cid="http://schemas.microsoft.com/office/word/2016/wordml/cid" xmlns:w16="http://schemas.microsoft.com/office/word/2018/wordml" xmlns:w16du="http://schemas.microsoft.com/office/word/2023/wordml/word16du" xmlns:w16sdtdh="http://schemas.microsoft.com/office/word/2020/wordml/sdtdatahash" xmlns:w16sdtfl="http://schemas.microsoft.com/office/word/2024/wordml/sdtformatlock" xmlns:w16se="http://schemas.microsoft.com/office/word/2015/wordml/symex" xmlns:wpg="http://schemas.microsoft.com/office/word/2010/wordprocessingGroup" xmlns:wpi="http://schemas.microsoft.com/office/word/2010/wordprocessingInk" xmlns:wne="http://schemas.microsoft.com/office/word/2006/wordml" xmlns:wps="http://schemas.microsoft.com/office/word/2010/wordprocessingShape" mc:Ignorable="w14 w15 w16se w16cid w16 w16cex w16sdtdh w16sdtfl w16du wp14">
+  <w:p>
+    <w:pPr>
+      <w:pStyle w:val="ab"/>
+    </w:pPr>
+  </w:p>
+</w:ftr>
+</file>
+
 <file path=word/footnotes.xml><?xml version="1.0" encoding="utf-8"?>
 <w:footnotes xmlns:wpc="http://schemas.microsoft.com/office/word/2010/wordprocessingCanvas" xmlns:cx="http://schemas.microsoft.com/office/drawing/2014/chartex" xmlns:cx1="http://schemas.microsoft.com/office/drawing/2015/9/8/chartex" xmlns:cx2="http://schemas.microsoft.com/office/drawing/2015/10/21/chartex" xmlns:cx3="http://schemas.microsoft.com/office/drawing/2016/5/9/chartex" xmlns:cx4="http://schemas.microsoft.com/office/drawing/2016/5/10/chartex" xmlns:cx5="http://schemas.microsoft.com/office/drawing/2016/5/11/chartex" xmlns:cx6="http://schemas.microsoft.com/office/drawing/2016/5/12/chartex" xmlns:cx7="http://schemas.microsoft.com/office/drawing/2016/5/13/chartex" xmlns:cx8="http://schemas.microsoft.com/office/drawing/2016/5/14/chartex" xmlns:mc="http://schemas.openxmlformats.org/markup-compatibility/2006" xmlns:aink="http://schemas.microsoft.com/office/drawing/2016/ink" xmlns:am3d="http://schemas.microsoft.com/office/drawing/2017/model3d" xmlns:o="urn:schemas-microsoft-com:office:office" xmlns:oel="http://schemas.microsoft.com/office/2019/extlst" xmlns:r="http://schemas.openxmlformats.org/officeDocument/2006/relationships" xmlns:m="http://schemas.openxmlformats.org/officeDocument/2006/math" xmlns:v="urn:schemas-microsoft-com:vml" xmlns:wp14="http://schemas.microsoft.com/office/word/2010/wordprocessingDrawing" xmlns:wp="http://schemas.openxmlformats.org/drawingml/2006/wordprocessingDrawing" xmlns:w10="urn:schemas-microsoft-com:office:word" xmlns:w="http://schemas.openxmlformats.org/wordprocessingml/2006/main" xmlns:w14="http://schemas.microsoft.com/office/word/2010/wordml" xmlns:w15="http://schemas.microsoft.com/office/word/2012/wordml" xmlns:w16cex="http://schemas.microsoft.com/office/word/2018/wordml/cex" xmlns:w16cid="http://schemas.microsoft.com/office/word/2016/wordml/cid" xmlns:w16="http://schemas.microsoft.com/office/word/2018/wordml" xmlns:w16du="http://schemas.microsoft.com/office/word/2023/wordml/word16du" xmlns:w16sdtdh="http://schemas.microsoft.com/office/word/2020/wordml/sdtdatahash" xmlns:w16sdtfl="http://schemas.microsoft.com/office/word/2024/wordml/sdtformatlock" xmlns:w16se="http://schemas.microsoft.com/office/word/2015/wordml/symex" xmlns:wpg="http://schemas.microsoft.com/office/word/2010/wordprocessingGroup" xmlns:wpi="http://schemas.microsoft.com/office/word/2010/wordprocessingInk" xmlns:wne="http://schemas.microsoft.com/office/word/2006/wordml" xmlns:wps="http://schemas.microsoft.com/office/word/2010/wordprocessingShape" mc:Ignorable="w14 w15 w16se w16cid w16 w16cex w16sdtdh w16sdtfl w16du wp14">
   <w:footnote w:type="separator" w:id="-1">
@@ -304,6 +2044,36 @@
     </w:p>
   </w:footnote>
 </w:footnotes>
+</file>
+
+<file path=word/header1.xml><?xml version="1.0" encoding="utf-8"?>
+<w:hdr xmlns:wpc="http://schemas.microsoft.com/office/word/2010/wordprocessingCanvas" xmlns:cx="http://schemas.microsoft.com/office/drawing/2014/chartex" xmlns:cx1="http://schemas.microsoft.com/office/drawing/2015/9/8/chartex" xmlns:cx2="http://schemas.microsoft.com/office/drawing/2015/10/21/chartex" xmlns:cx3="http://schemas.microsoft.com/office/drawing/2016/5/9/chartex" xmlns:cx4="http://schemas.microsoft.com/office/drawing/2016/5/10/chartex" xmlns:cx5="http://schemas.microsoft.com/office/drawing/2016/5/11/chartex" xmlns:cx6="http://schemas.microsoft.com/office/drawing/2016/5/12/chartex" xmlns:cx7="http://schemas.microsoft.com/office/drawing/2016/5/13/chartex" xmlns:cx8="http://schemas.microsoft.com/office/drawing/2016/5/14/chartex" xmlns:mc="http://schemas.openxmlformats.org/markup-compatibility/2006" xmlns:aink="http://schemas.microsoft.com/office/drawing/2016/ink" xmlns:am3d="http://schemas.microsoft.com/office/drawing/2017/model3d" xmlns:o="urn:schemas-microsoft-com:office:office" xmlns:oel="http://schemas.microsoft.com/office/2019/extlst" xmlns:r="http://schemas.openxmlformats.org/officeDocument/2006/relationships" xmlns:m="http://schemas.openxmlformats.org/officeDocument/2006/math" xmlns:v="urn:schemas-microsoft-com:vml" xmlns:wp14="http://schemas.microsoft.com/office/word/2010/wordprocessingDrawing" xmlns:wp="http://schemas.openxmlformats.org/drawingml/2006/wordprocessingDrawing" xmlns:w10="urn:schemas-microsoft-com:office:word" xmlns:w="http://schemas.openxmlformats.org/wordprocessingml/2006/main" xmlns:w14="http://schemas.microsoft.com/office/word/2010/wordml" xmlns:w15="http://schemas.microsoft.com/office/word/2012/wordml" xmlns:w16cex="http://schemas.microsoft.com/office/word/2018/wordml/cex" xmlns:w16cid="http://schemas.microsoft.com/office/word/2016/wordml/cid" xmlns:w16="http://schemas.microsoft.com/office/word/2018/wordml" xmlns:w16du="http://schemas.microsoft.com/office/word/2023/wordml/word16du" xmlns:w16sdtdh="http://schemas.microsoft.com/office/word/2020/wordml/sdtdatahash" xmlns:w16sdtfl="http://schemas.microsoft.com/office/word/2024/wordml/sdtformatlock" xmlns:w16se="http://schemas.microsoft.com/office/word/2015/wordml/symex" xmlns:wpg="http://schemas.microsoft.com/office/word/2010/wordprocessingGroup" xmlns:wpi="http://schemas.microsoft.com/office/word/2010/wordprocessingInk" xmlns:wne="http://schemas.microsoft.com/office/word/2006/wordml" xmlns:wps="http://schemas.microsoft.com/office/word/2010/wordprocessingShape" mc:Ignorable="w14 w15 w16se w16cid w16 w16cex w16sdtdh w16sdtfl w16du wp14">
+  <w:p>
+    <w:pPr>
+      <w:pStyle w:val="aa"/>
+    </w:pPr>
+  </w:p>
+</w:hdr>
+</file>
+
+<file path=word/header2.xml><?xml version="1.0" encoding="utf-8"?>
+<w:hdr xmlns:wpc="http://schemas.microsoft.com/office/word/2010/wordprocessingCanvas" xmlns:cx="http://schemas.microsoft.com/office/drawing/2014/chartex" xmlns:cx1="http://schemas.microsoft.com/office/drawing/2015/9/8/chartex" xmlns:cx2="http://schemas.microsoft.com/office/drawing/2015/10/21/chartex" xmlns:cx3="http://schemas.microsoft.com/office/drawing/2016/5/9/chartex" xmlns:cx4="http://schemas.microsoft.com/office/drawing/2016/5/10/chartex" xmlns:cx5="http://schemas.microsoft.com/office/drawing/2016/5/11/chartex" xmlns:cx6="http://schemas.microsoft.com/office/drawing/2016/5/12/chartex" xmlns:cx7="http://schemas.microsoft.com/office/drawing/2016/5/13/chartex" xmlns:cx8="http://schemas.microsoft.com/office/drawing/2016/5/14/chartex" xmlns:mc="http://schemas.openxmlformats.org/markup-compatibility/2006" xmlns:aink="http://schemas.microsoft.com/office/drawing/2016/ink" xmlns:am3d="http://schemas.microsoft.com/office/drawing/2017/model3d" xmlns:o="urn:schemas-microsoft-com:office:office" xmlns:oel="http://schemas.microsoft.com/office/2019/extlst" xmlns:r="http://schemas.openxmlformats.org/officeDocument/2006/relationships" xmlns:m="http://schemas.openxmlformats.org/officeDocument/2006/math" xmlns:v="urn:schemas-microsoft-com:vml" xmlns:wp14="http://schemas.microsoft.com/office/word/2010/wordprocessingDrawing" xmlns:wp="http://schemas.openxmlformats.org/drawingml/2006/wordprocessingDrawing" xmlns:w10="urn:schemas-microsoft-com:office:word" xmlns:w="http://schemas.openxmlformats.org/wordprocessingml/2006/main" xmlns:w14="http://schemas.microsoft.com/office/word/2010/wordml" xmlns:w15="http://schemas.microsoft.com/office/word/2012/wordml" xmlns:w16cex="http://schemas.microsoft.com/office/word/2018/wordml/cex" xmlns:w16cid="http://schemas.microsoft.com/office/word/2016/wordml/cid" xmlns:w16="http://schemas.microsoft.com/office/word/2018/wordml" xmlns:w16du="http://schemas.microsoft.com/office/word/2023/wordml/word16du" xmlns:w16sdtdh="http://schemas.microsoft.com/office/word/2020/wordml/sdtdatahash" xmlns:w16sdtfl="http://schemas.microsoft.com/office/word/2024/wordml/sdtformatlock" xmlns:w16se="http://schemas.microsoft.com/office/word/2015/wordml/symex" xmlns:wpg="http://schemas.microsoft.com/office/word/2010/wordprocessingGroup" xmlns:wpi="http://schemas.microsoft.com/office/word/2010/wordprocessingInk" xmlns:wne="http://schemas.microsoft.com/office/word/2006/wordml" xmlns:wps="http://schemas.microsoft.com/office/word/2010/wordprocessingShape" mc:Ignorable="w14 w15 w16se w16cid w16 w16cex w16sdtdh w16sdtfl w16du wp14">
+  <w:p>
+    <w:pPr>
+      <w:pStyle w:val="aa"/>
+    </w:pPr>
+  </w:p>
+</w:hdr>
+</file>
+
+<file path=word/header3.xml><?xml version="1.0" encoding="utf-8"?>
+<w:hdr xmlns:wpc="http://schemas.microsoft.com/office/word/2010/wordprocessingCanvas" xmlns:cx="http://schemas.microsoft.com/office/drawing/2014/chartex" xmlns:cx1="http://schemas.microsoft.com/office/drawing/2015/9/8/chartex" xmlns:cx2="http://schemas.microsoft.com/office/drawing/2015/10/21/chartex" xmlns:cx3="http://schemas.microsoft.com/office/drawing/2016/5/9/chartex" xmlns:cx4="http://schemas.microsoft.com/office/drawing/2016/5/10/chartex" xmlns:cx5="http://schemas.microsoft.com/office/drawing/2016/5/11/chartex" xmlns:cx6="http://schemas.microsoft.com/office/drawing/2016/5/12/chartex" xmlns:cx7="http://schemas.microsoft.com/office/drawing/2016/5/13/chartex" xmlns:cx8="http://schemas.microsoft.com/office/drawing/2016/5/14/chartex" xmlns:mc="http://schemas.openxmlformats.org/markup-compatibility/2006" xmlns:aink="http://schemas.microsoft.com/office/drawing/2016/ink" xmlns:am3d="http://schemas.microsoft.com/office/drawing/2017/model3d" xmlns:o="urn:schemas-microsoft-com:office:office" xmlns:oel="http://schemas.microsoft.com/office/2019/extlst" xmlns:r="http://schemas.openxmlformats.org/officeDocument/2006/relationships" xmlns:m="http://schemas.openxmlformats.org/officeDocument/2006/math" xmlns:v="urn:schemas-microsoft-com:vml" xmlns:wp14="http://schemas.microsoft.com/office/word/2010/wordprocessingDrawing" xmlns:wp="http://schemas.openxmlformats.org/drawingml/2006/wordprocessingDrawing" xmlns:w10="urn:schemas-microsoft-com:office:word" xmlns:w="http://schemas.openxmlformats.org/wordprocessingml/2006/main" xmlns:w14="http://schemas.microsoft.com/office/word/2010/wordml" xmlns:w15="http://schemas.microsoft.com/office/word/2012/wordml" xmlns:w16cex="http://schemas.microsoft.com/office/word/2018/wordml/cex" xmlns:w16cid="http://schemas.microsoft.com/office/word/2016/wordml/cid" xmlns:w16="http://schemas.microsoft.com/office/word/2018/wordml" xmlns:w16du="http://schemas.microsoft.com/office/word/2023/wordml/word16du" xmlns:w16sdtdh="http://schemas.microsoft.com/office/word/2020/wordml/sdtdatahash" xmlns:w16sdtfl="http://schemas.microsoft.com/office/word/2024/wordml/sdtformatlock" xmlns:w16se="http://schemas.microsoft.com/office/word/2015/wordml/symex" xmlns:wpg="http://schemas.microsoft.com/office/word/2010/wordprocessingGroup" xmlns:wpi="http://schemas.microsoft.com/office/word/2010/wordprocessingInk" xmlns:wne="http://schemas.microsoft.com/office/word/2006/wordml" xmlns:wps="http://schemas.microsoft.com/office/word/2010/wordprocessingShape" mc:Ignorable="w14 w15 w16se w16cid w16 w16cex w16sdtdh w16sdtfl w16du wp14">
+  <w:p>
+    <w:pPr>
+      <w:pStyle w:val="aa"/>
+    </w:pPr>
+  </w:p>
+</w:hdr>
 </file>
 
 <file path=word/styles.xml><?xml version="1.0" encoding="utf-8"?>
@@ -913,7 +2683,6 @@
   <w:style w:type="character" w:default="1" w:styleId="a0">
     <w:name w:val="Default Paragraph Font"/>
     <w:uiPriority w:val="1"/>
-    <w:semiHidden/>
     <w:unhideWhenUsed/>
   </w:style>
   <w:style w:type="table" w:default="1" w:styleId="a1">
@@ -1562,4 +3331,26 @@
     </a:ext>
   </a:extLst>
 </a:theme>
+</file>
+
+<file path=word/webextensions/taskpanes.xml><?xml version="1.0" encoding="utf-8"?>
+<wetp:taskpanes xmlns:wetp="http://schemas.microsoft.com/office/webextensions/taskpanes/2010/11">
+  <wetp:taskpane dockstate="right" visibility="0" width="700" row="0">
+    <wetp:webextensionref xmlns:r="http://schemas.openxmlformats.org/officeDocument/2006/relationships" r:id="rId1"/>
+  </wetp:taskpane>
+</wetp:taskpanes>
+</file>
+
+<file path=word/webextensions/webextension1.xml><?xml version="1.0" encoding="utf-8"?>
+<we:webextension xmlns:we="http://schemas.microsoft.com/office/webextensions/webextension/2010/11" id="{74364D22-1AD5-4DC7-83A7-A9089B06A7B4}">
+  <we:reference id="WA200010453" version="1.0.0.1" store="Omex" storeType="OMEX"/>
+  <we:alternateReferences>
+    <we:reference id="WA200010453" version="1.0.0.1" store="WA200010453" storeType="OMEX"/>
+  </we:alternateReferences>
+  <we:properties>
+    <we:property name="claude.fileId" value="&quot;5d36e98f-9fe9-4852-857e-3ace0260677d&quot;"/>
+  </we:properties>
+  <we:bindings/>
+  <we:snapshot xmlns:r="http://schemas.openxmlformats.org/officeDocument/2006/relationships"/>
+</we:webextension>
 </file>